--- a/BLOCO2__ENSAIO.docx
+++ b/BLOCO2__ENSAIO.docx
@@ -5,7 +5,7 @@
     <w:p>
       <w:pPr>
         <w:keepNext/>
-        <w:spacing w:after="360"/>
+        <w:spacing w:after="340"/>
       </w:pPr>
       <w:r>
         <w:rPr>
@@ -22,11 +22,12 @@
       <w:pPr>
         <w:keepNext w:val="false"/>
         <w:keepLines/>
-        <w:spacing w:after="160"/>
-      </w:pPr>
-      <w:r>
-        <w:rPr>
-          <w:rFonts w:ascii="Calibri" w:cs="Calibri" w:eastAsia="Calibri" w:hAnsi="Calibri"/>
+        <w:spacing w:after="140"/>
+      </w:pPr>
+      <w:r>
+        <w:rPr>
+          <w:rFonts w:ascii="Calibri" w:cs="Calibri" w:eastAsia="Calibri" w:hAnsi="Calibri"/>
+          <w:color w:val="000000"/>
           <w:sz w:val="24"/>
           <w:szCs w:val="24"/>
         </w:rPr>
@@ -37,11 +38,12 @@
       <w:pPr>
         <w:keepNext/>
         <w:keepLines/>
-        <w:spacing w:after="160"/>
-      </w:pPr>
-      <w:r>
-        <w:rPr>
-          <w:rFonts w:ascii="Calibri" w:cs="Calibri" w:eastAsia="Calibri" w:hAnsi="Calibri"/>
+        <w:spacing w:after="140"/>
+      </w:pPr>
+      <w:r>
+        <w:rPr>
+          <w:rFonts w:ascii="Calibri" w:cs="Calibri" w:eastAsia="Calibri" w:hAnsi="Calibri"/>
+          <w:color w:val="000000"/>
           <w:sz w:val="24"/>
           <w:szCs w:val="24"/>
         </w:rPr>
@@ -52,7 +54,7 @@
       <w:pPr>
         <w:keepNext/>
         <w:keepLines/>
-        <w:spacing w:after="100" w:before="80"/>
+        <w:spacing w:after="80" w:before="60"/>
       </w:pPr>
       <w:r>
         <w:rPr>
@@ -70,11 +72,12 @@
       <w:pPr>
         <w:keepNext w:val="false"/>
         <w:keepLines/>
-        <w:spacing w:after="160"/>
-      </w:pPr>
-      <w:r>
-        <w:rPr>
-          <w:rFonts w:ascii="Calibri" w:cs="Calibri" w:eastAsia="Calibri" w:hAnsi="Calibri"/>
+        <w:spacing w:after="140"/>
+      </w:pPr>
+      <w:r>
+        <w:rPr>
+          <w:rFonts w:ascii="Calibri" w:cs="Calibri" w:eastAsia="Calibri" w:hAnsi="Calibri"/>
+          <w:color w:val="000000"/>
           <w:sz w:val="24"/>
           <w:szCs w:val="24"/>
         </w:rPr>
@@ -85,6 +88,7 @@
           <w:rFonts w:ascii="Calibri" w:cs="Calibri" w:eastAsia="Calibri" w:hAnsi="Calibri"/>
           <w:b/>
           <w:bCs/>
+          <w:color w:val="000000"/>
           <w:sz w:val="24"/>
           <w:szCs w:val="24"/>
         </w:rPr>
@@ -93,6 +97,7 @@
       <w:r>
         <w:rPr>
           <w:rFonts w:ascii="Calibri" w:cs="Calibri" w:eastAsia="Calibri" w:hAnsi="Calibri"/>
+          <w:color w:val="000000"/>
           <w:sz w:val="24"/>
           <w:szCs w:val="24"/>
         </w:rPr>
@@ -103,11 +108,12 @@
       <w:pPr>
         <w:keepNext w:val="false"/>
         <w:keepLines/>
-        <w:spacing w:after="160"/>
-      </w:pPr>
-      <w:r>
-        <w:rPr>
-          <w:rFonts w:ascii="Calibri" w:cs="Calibri" w:eastAsia="Calibri" w:hAnsi="Calibri"/>
+        <w:spacing w:after="140"/>
+      </w:pPr>
+      <w:r>
+        <w:rPr>
+          <w:rFonts w:ascii="Calibri" w:cs="Calibri" w:eastAsia="Calibri" w:hAnsi="Calibri"/>
+          <w:color w:val="000000"/>
           <w:sz w:val="24"/>
           <w:szCs w:val="24"/>
         </w:rPr>
@@ -118,6 +124,7 @@
           <w:rFonts w:ascii="Calibri" w:cs="Calibri" w:eastAsia="Calibri" w:hAnsi="Calibri"/>
           <w:b/>
           <w:bCs/>
+          <w:color w:val="000000"/>
           <w:sz w:val="24"/>
           <w:szCs w:val="24"/>
         </w:rPr>
@@ -126,6 +133,7 @@
       <w:r>
         <w:rPr>
           <w:rFonts w:ascii="Calibri" w:cs="Calibri" w:eastAsia="Calibri" w:hAnsi="Calibri"/>
+          <w:color w:val="000000"/>
           <w:sz w:val="24"/>
           <w:szCs w:val="24"/>
         </w:rPr>
@@ -136,7 +144,7 @@
       <w:pPr>
         <w:keepNext/>
         <w:keepLines/>
-        <w:spacing w:after="100" w:before="80"/>
+        <w:spacing w:after="80" w:before="60"/>
       </w:pPr>
       <w:r>
         <w:rPr>
@@ -154,11 +162,12 @@
       <w:pPr>
         <w:keepNext w:val="false"/>
         <w:keepLines/>
-        <w:spacing w:after="160"/>
-      </w:pPr>
-      <w:r>
-        <w:rPr>
-          <w:rFonts w:ascii="Calibri" w:cs="Calibri" w:eastAsia="Calibri" w:hAnsi="Calibri"/>
+        <w:spacing w:after="140"/>
+      </w:pPr>
+      <w:r>
+        <w:rPr>
+          <w:rFonts w:ascii="Calibri" w:cs="Calibri" w:eastAsia="Calibri" w:hAnsi="Calibri"/>
+          <w:color w:val="000000"/>
           <w:sz w:val="24"/>
           <w:szCs w:val="24"/>
         </w:rPr>
@@ -169,11 +178,12 @@
       <w:pPr>
         <w:keepNext w:val="false"/>
         <w:keepLines/>
-        <w:spacing w:after="160"/>
-      </w:pPr>
-      <w:r>
-        <w:rPr>
-          <w:rFonts w:ascii="Calibri" w:cs="Calibri" w:eastAsia="Calibri" w:hAnsi="Calibri"/>
+        <w:spacing w:after="140"/>
+      </w:pPr>
+      <w:r>
+        <w:rPr>
+          <w:rFonts w:ascii="Calibri" w:cs="Calibri" w:eastAsia="Calibri" w:hAnsi="Calibri"/>
+          <w:color w:val="000000"/>
           <w:sz w:val="24"/>
           <w:szCs w:val="24"/>
         </w:rPr>
@@ -184,7 +194,7 @@
       <w:pPr>
         <w:keepNext/>
         <w:keepLines/>
-        <w:spacing w:after="100" w:before="80"/>
+        <w:spacing w:after="80" w:before="60"/>
       </w:pPr>
       <w:r>
         <w:rPr>
@@ -202,11 +212,12 @@
       <w:pPr>
         <w:keepNext w:val="false"/>
         <w:keepLines/>
-        <w:spacing w:after="160"/>
-      </w:pPr>
-      <w:r>
-        <w:rPr>
-          <w:rFonts w:ascii="Calibri" w:cs="Calibri" w:eastAsia="Calibri" w:hAnsi="Calibri"/>
+        <w:spacing w:after="140"/>
+      </w:pPr>
+      <w:r>
+        <w:rPr>
+          <w:rFonts w:ascii="Calibri" w:cs="Calibri" w:eastAsia="Calibri" w:hAnsi="Calibri"/>
+          <w:color w:val="000000"/>
           <w:sz w:val="24"/>
           <w:szCs w:val="24"/>
         </w:rPr>
@@ -217,6 +228,7 @@
           <w:rFonts w:ascii="Calibri" w:cs="Calibri" w:eastAsia="Calibri" w:hAnsi="Calibri"/>
           <w:b/>
           <w:bCs/>
+          <w:color w:val="000000"/>
           <w:sz w:val="24"/>
           <w:szCs w:val="24"/>
         </w:rPr>
@@ -225,6 +237,7 @@
       <w:r>
         <w:rPr>
           <w:rFonts w:ascii="Calibri" w:cs="Calibri" w:eastAsia="Calibri" w:hAnsi="Calibri"/>
+          <w:color w:val="000000"/>
           <w:sz w:val="24"/>
           <w:szCs w:val="24"/>
         </w:rPr>
@@ -235,11 +248,12 @@
       <w:pPr>
         <w:keepNext w:val="false"/>
         <w:keepLines/>
-        <w:spacing w:after="160"/>
-      </w:pPr>
-      <w:r>
-        <w:rPr>
-          <w:rFonts w:ascii="Calibri" w:cs="Calibri" w:eastAsia="Calibri" w:hAnsi="Calibri"/>
+        <w:spacing w:after="140"/>
+      </w:pPr>
+      <w:r>
+        <w:rPr>
+          <w:rFonts w:ascii="Calibri" w:cs="Calibri" w:eastAsia="Calibri" w:hAnsi="Calibri"/>
+          <w:color w:val="000000"/>
           <w:sz w:val="24"/>
           <w:szCs w:val="24"/>
         </w:rPr>
@@ -250,11 +264,12 @@
       <w:pPr>
         <w:keepNext w:val="false"/>
         <w:keepLines/>
-        <w:spacing w:after="160"/>
-      </w:pPr>
-      <w:r>
-        <w:rPr>
-          <w:rFonts w:ascii="Calibri" w:cs="Calibri" w:eastAsia="Calibri" w:hAnsi="Calibri"/>
+        <w:spacing w:after="140"/>
+      </w:pPr>
+      <w:r>
+        <w:rPr>
+          <w:rFonts w:ascii="Calibri" w:cs="Calibri" w:eastAsia="Calibri" w:hAnsi="Calibri"/>
+          <w:color w:val="000000"/>
           <w:sz w:val="24"/>
           <w:szCs w:val="24"/>
         </w:rPr>
@@ -265,6 +280,7 @@
           <w:rFonts w:ascii="Calibri" w:cs="Calibri" w:eastAsia="Calibri" w:hAnsi="Calibri"/>
           <w:b/>
           <w:bCs/>
+          <w:color w:val="000000"/>
           <w:sz w:val="24"/>
           <w:szCs w:val="24"/>
         </w:rPr>
@@ -273,6 +289,7 @@
       <w:r>
         <w:rPr>
           <w:rFonts w:ascii="Calibri" w:cs="Calibri" w:eastAsia="Calibri" w:hAnsi="Calibri"/>
+          <w:color w:val="000000"/>
           <w:sz w:val="24"/>
           <w:szCs w:val="24"/>
         </w:rPr>
@@ -283,7 +300,7 @@
       <w:pPr>
         <w:keepNext/>
         <w:keepLines/>
-        <w:spacing w:after="100" w:before="80"/>
+        <w:spacing w:after="80" w:before="60"/>
       </w:pPr>
       <w:r>
         <w:rPr>
@@ -301,11 +318,12 @@
       <w:pPr>
         <w:keepNext w:val="false"/>
         <w:keepLines/>
-        <w:spacing w:after="160"/>
-      </w:pPr>
-      <w:r>
-        <w:rPr>
-          <w:rFonts w:ascii="Calibri" w:cs="Calibri" w:eastAsia="Calibri" w:hAnsi="Calibri"/>
+        <w:spacing w:after="140"/>
+      </w:pPr>
+      <w:r>
+        <w:rPr>
+          <w:rFonts w:ascii="Calibri" w:cs="Calibri" w:eastAsia="Calibri" w:hAnsi="Calibri"/>
+          <w:color w:val="000000"/>
           <w:sz w:val="24"/>
           <w:szCs w:val="24"/>
         </w:rPr>
@@ -316,6 +334,7 @@
           <w:rFonts w:ascii="Calibri" w:cs="Calibri" w:eastAsia="Calibri" w:hAnsi="Calibri"/>
           <w:b/>
           <w:bCs/>
+          <w:color w:val="000000"/>
           <w:sz w:val="24"/>
           <w:szCs w:val="24"/>
         </w:rPr>
@@ -324,6 +343,7 @@
       <w:r>
         <w:rPr>
           <w:rFonts w:ascii="Calibri" w:cs="Calibri" w:eastAsia="Calibri" w:hAnsi="Calibri"/>
+          <w:color w:val="000000"/>
           <w:sz w:val="24"/>
           <w:szCs w:val="24"/>
         </w:rPr>
@@ -334,6 +354,7 @@
           <w:rFonts w:ascii="Calibri" w:cs="Calibri" w:eastAsia="Calibri" w:hAnsi="Calibri"/>
           <w:b/>
           <w:bCs/>
+          <w:color w:val="000000"/>
           <w:sz w:val="24"/>
           <w:szCs w:val="24"/>
         </w:rPr>
@@ -342,6 +363,7 @@
       <w:r>
         <w:rPr>
           <w:rFonts w:ascii="Calibri" w:cs="Calibri" w:eastAsia="Calibri" w:hAnsi="Calibri"/>
+          <w:color w:val="000000"/>
           <w:sz w:val="24"/>
           <w:szCs w:val="24"/>
         </w:rPr>
@@ -352,11 +374,12 @@
       <w:pPr>
         <w:keepNext w:val="false"/>
         <w:keepLines/>
-        <w:spacing w:after="160"/>
-      </w:pPr>
-      <w:r>
-        <w:rPr>
-          <w:rFonts w:ascii="Calibri" w:cs="Calibri" w:eastAsia="Calibri" w:hAnsi="Calibri"/>
+        <w:spacing w:after="140"/>
+      </w:pPr>
+      <w:r>
+        <w:rPr>
+          <w:rFonts w:ascii="Calibri" w:cs="Calibri" w:eastAsia="Calibri" w:hAnsi="Calibri"/>
+          <w:color w:val="000000"/>
           <w:sz w:val="24"/>
           <w:szCs w:val="24"/>
         </w:rPr>
@@ -367,7 +390,7 @@
       <w:pPr>
         <w:keepNext/>
         <w:keepLines/>
-        <w:spacing w:after="100" w:before="80"/>
+        <w:spacing w:after="80" w:before="60"/>
       </w:pPr>
       <w:r>
         <w:rPr>
@@ -385,11 +408,12 @@
       <w:pPr>
         <w:keepNext/>
         <w:keepLines/>
-        <w:spacing w:after="160"/>
-      </w:pPr>
-      <w:r>
-        <w:rPr>
-          <w:rFonts w:ascii="Calibri" w:cs="Calibri" w:eastAsia="Calibri" w:hAnsi="Calibri"/>
+        <w:spacing w:after="140"/>
+      </w:pPr>
+      <w:r>
+        <w:rPr>
+          <w:rFonts w:ascii="Calibri" w:cs="Calibri" w:eastAsia="Calibri" w:hAnsi="Calibri"/>
+          <w:color w:val="000000"/>
           <w:sz w:val="24"/>
           <w:szCs w:val="24"/>
         </w:rPr>
@@ -400,11 +424,12 @@
       <w:pPr>
         <w:keepNext w:val="false"/>
         <w:keepLines/>
-        <w:spacing w:after="160"/>
-      </w:pPr>
-      <w:r>
-        <w:rPr>
-          <w:rFonts w:ascii="Calibri" w:cs="Calibri" w:eastAsia="Calibri" w:hAnsi="Calibri"/>
+        <w:spacing w:after="140"/>
+      </w:pPr>
+      <w:r>
+        <w:rPr>
+          <w:rFonts w:ascii="Calibri" w:cs="Calibri" w:eastAsia="Calibri" w:hAnsi="Calibri"/>
+          <w:color w:val="000000"/>
           <w:sz w:val="24"/>
           <w:szCs w:val="24"/>
         </w:rPr>
@@ -415,7 +440,7 @@
       <w:pPr>
         <w:keepNext/>
         <w:keepLines/>
-        <w:spacing w:after="100" w:before="80"/>
+        <w:spacing w:after="80" w:before="60"/>
       </w:pPr>
       <w:r>
         <w:rPr>
@@ -433,11 +458,12 @@
       <w:pPr>
         <w:keepNext w:val="false"/>
         <w:keepLines/>
-        <w:spacing w:after="160"/>
-      </w:pPr>
-      <w:r>
-        <w:rPr>
-          <w:rFonts w:ascii="Calibri" w:cs="Calibri" w:eastAsia="Calibri" w:hAnsi="Calibri"/>
+        <w:spacing w:after="140"/>
+      </w:pPr>
+      <w:r>
+        <w:rPr>
+          <w:rFonts w:ascii="Calibri" w:cs="Calibri" w:eastAsia="Calibri" w:hAnsi="Calibri"/>
+          <w:color w:val="000000"/>
           <w:sz w:val="24"/>
           <w:szCs w:val="24"/>
         </w:rPr>
@@ -448,7 +474,7 @@
       <w:pPr>
         <w:keepNext/>
         <w:keepLines/>
-        <w:spacing w:after="100" w:before="80"/>
+        <w:spacing w:after="80" w:before="60"/>
       </w:pPr>
       <w:r>
         <w:rPr>
@@ -466,11 +492,12 @@
       <w:pPr>
         <w:keepNext w:val="false"/>
         <w:keepLines/>
-        <w:spacing w:after="160"/>
-      </w:pPr>
-      <w:r>
-        <w:rPr>
-          <w:rFonts w:ascii="Calibri" w:cs="Calibri" w:eastAsia="Calibri" w:hAnsi="Calibri"/>
+        <w:spacing w:after="140"/>
+      </w:pPr>
+      <w:r>
+        <w:rPr>
+          <w:rFonts w:ascii="Calibri" w:cs="Calibri" w:eastAsia="Calibri" w:hAnsi="Calibri"/>
+          <w:color w:val="000000"/>
           <w:sz w:val="24"/>
           <w:szCs w:val="24"/>
         </w:rPr>
@@ -481,6 +508,7 @@
           <w:rFonts w:ascii="Calibri" w:cs="Calibri" w:eastAsia="Calibri" w:hAnsi="Calibri"/>
           <w:b/>
           <w:bCs/>
+          <w:color w:val="000000"/>
           <w:sz w:val="24"/>
           <w:szCs w:val="24"/>
         </w:rPr>
@@ -489,6 +517,7 @@
       <w:r>
         <w:rPr>
           <w:rFonts w:ascii="Calibri" w:cs="Calibri" w:eastAsia="Calibri" w:hAnsi="Calibri"/>
+          <w:color w:val="000000"/>
           <w:sz w:val="24"/>
           <w:szCs w:val="24"/>
         </w:rPr>
@@ -499,6 +528,7 @@
           <w:rFonts w:ascii="Calibri" w:cs="Calibri" w:eastAsia="Calibri" w:hAnsi="Calibri"/>
           <w:b/>
           <w:bCs/>
+          <w:color w:val="000000"/>
           <w:sz w:val="24"/>
           <w:szCs w:val="24"/>
         </w:rPr>
@@ -507,6 +537,7 @@
       <w:r>
         <w:rPr>
           <w:rFonts w:ascii="Calibri" w:cs="Calibri" w:eastAsia="Calibri" w:hAnsi="Calibri"/>
+          <w:color w:val="000000"/>
           <w:sz w:val="24"/>
           <w:szCs w:val="24"/>
         </w:rPr>
@@ -517,11 +548,12 @@
       <w:pPr>
         <w:keepNext w:val="false"/>
         <w:keepLines/>
-        <w:spacing w:after="160"/>
-      </w:pPr>
-      <w:r>
-        <w:rPr>
-          <w:rFonts w:ascii="Calibri" w:cs="Calibri" w:eastAsia="Calibri" w:hAnsi="Calibri"/>
+        <w:spacing w:after="140"/>
+      </w:pPr>
+      <w:r>
+        <w:rPr>
+          <w:rFonts w:ascii="Calibri" w:cs="Calibri" w:eastAsia="Calibri" w:hAnsi="Calibri"/>
+          <w:color w:val="000000"/>
           <w:sz w:val="24"/>
           <w:szCs w:val="24"/>
         </w:rPr>
@@ -532,11 +564,12 @@
       <w:pPr>
         <w:keepNext w:val="false"/>
         <w:keepLines/>
-        <w:spacing w:after="160"/>
-      </w:pPr>
-      <w:r>
-        <w:rPr>
-          <w:rFonts w:ascii="Calibri" w:cs="Calibri" w:eastAsia="Calibri" w:hAnsi="Calibri"/>
+        <w:spacing w:after="140"/>
+      </w:pPr>
+      <w:r>
+        <w:rPr>
+          <w:rFonts w:ascii="Calibri" w:cs="Calibri" w:eastAsia="Calibri" w:hAnsi="Calibri"/>
+          <w:color w:val="000000"/>
           <w:sz w:val="24"/>
           <w:szCs w:val="24"/>
         </w:rPr>
@@ -547,6 +580,7 @@
           <w:rFonts w:ascii="Calibri" w:cs="Calibri" w:eastAsia="Calibri" w:hAnsi="Calibri"/>
           <w:b/>
           <w:bCs/>
+          <w:color w:val="000000"/>
           <w:sz w:val="24"/>
           <w:szCs w:val="24"/>
         </w:rPr>
@@ -555,6 +589,7 @@
       <w:r>
         <w:rPr>
           <w:rFonts w:ascii="Calibri" w:cs="Calibri" w:eastAsia="Calibri" w:hAnsi="Calibri"/>
+          <w:color w:val="000000"/>
           <w:sz w:val="24"/>
           <w:szCs w:val="24"/>
         </w:rPr>
@@ -565,6 +600,7 @@
           <w:rFonts w:ascii="Calibri" w:cs="Calibri" w:eastAsia="Calibri" w:hAnsi="Calibri"/>
           <w:b/>
           <w:bCs/>
+          <w:color w:val="000000"/>
           <w:sz w:val="24"/>
           <w:szCs w:val="24"/>
         </w:rPr>
@@ -573,6 +609,7 @@
       <w:r>
         <w:rPr>
           <w:rFonts w:ascii="Calibri" w:cs="Calibri" w:eastAsia="Calibri" w:hAnsi="Calibri"/>
+          <w:color w:val="000000"/>
           <w:sz w:val="24"/>
           <w:szCs w:val="24"/>
         </w:rPr>
@@ -583,7 +620,7 @@
       <w:pPr>
         <w:keepNext/>
         <w:keepLines/>
-        <w:spacing w:after="100" w:before="80"/>
+        <w:spacing w:after="80" w:before="60"/>
       </w:pPr>
       <w:r>
         <w:rPr>
@@ -601,11 +638,12 @@
       <w:pPr>
         <w:keepNext w:val="false"/>
         <w:keepLines/>
-        <w:spacing w:after="160"/>
-      </w:pPr>
-      <w:r>
-        <w:rPr>
-          <w:rFonts w:ascii="Calibri" w:cs="Calibri" w:eastAsia="Calibri" w:hAnsi="Calibri"/>
+        <w:spacing w:after="140"/>
+      </w:pPr>
+      <w:r>
+        <w:rPr>
+          <w:rFonts w:ascii="Calibri" w:cs="Calibri" w:eastAsia="Calibri" w:hAnsi="Calibri"/>
+          <w:color w:val="000000"/>
           <w:sz w:val="24"/>
           <w:szCs w:val="24"/>
         </w:rPr>
@@ -616,11 +654,12 @@
       <w:pPr>
         <w:keepNext w:val="false"/>
         <w:keepLines/>
-        <w:spacing w:after="160"/>
-      </w:pPr>
-      <w:r>
-        <w:rPr>
-          <w:rFonts w:ascii="Calibri" w:cs="Calibri" w:eastAsia="Calibri" w:hAnsi="Calibri"/>
+        <w:spacing w:after="140"/>
+      </w:pPr>
+      <w:r>
+        <w:rPr>
+          <w:rFonts w:ascii="Calibri" w:cs="Calibri" w:eastAsia="Calibri" w:hAnsi="Calibri"/>
+          <w:color w:val="000000"/>
           <w:sz w:val="24"/>
           <w:szCs w:val="24"/>
         </w:rPr>
@@ -631,11 +670,12 @@
       <w:pPr>
         <w:keepNext w:val="false"/>
         <w:keepLines/>
-        <w:spacing w:after="160"/>
-      </w:pPr>
-      <w:r>
-        <w:rPr>
-          <w:rFonts w:ascii="Calibri" w:cs="Calibri" w:eastAsia="Calibri" w:hAnsi="Calibri"/>
+        <w:spacing w:after="140"/>
+      </w:pPr>
+      <w:r>
+        <w:rPr>
+          <w:rFonts w:ascii="Calibri" w:cs="Calibri" w:eastAsia="Calibri" w:hAnsi="Calibri"/>
+          <w:color w:val="000000"/>
           <w:sz w:val="24"/>
           <w:szCs w:val="24"/>
         </w:rPr>
@@ -646,11 +686,12 @@
       <w:pPr>
         <w:keepNext w:val="false"/>
         <w:keepLines/>
-        <w:spacing w:after="160"/>
-      </w:pPr>
-      <w:r>
-        <w:rPr>
-          <w:rFonts w:ascii="Calibri" w:cs="Calibri" w:eastAsia="Calibri" w:hAnsi="Calibri"/>
+        <w:spacing w:after="140"/>
+      </w:pPr>
+      <w:r>
+        <w:rPr>
+          <w:rFonts w:ascii="Calibri" w:cs="Calibri" w:eastAsia="Calibri" w:hAnsi="Calibri"/>
+          <w:color w:val="000000"/>
           <w:sz w:val="24"/>
           <w:szCs w:val="24"/>
         </w:rPr>
@@ -661,7 +702,7 @@
       <w:pPr>
         <w:keepNext/>
         <w:keepLines/>
-        <w:spacing w:after="100" w:before="80"/>
+        <w:spacing w:after="80" w:before="60"/>
       </w:pPr>
       <w:r>
         <w:rPr>
@@ -679,11 +720,12 @@
       <w:pPr>
         <w:keepNext w:val="false"/>
         <w:keepLines/>
-        <w:spacing w:after="160"/>
-      </w:pPr>
-      <w:r>
-        <w:rPr>
-          <w:rFonts w:ascii="Calibri" w:cs="Calibri" w:eastAsia="Calibri" w:hAnsi="Calibri"/>
+        <w:spacing w:after="140"/>
+      </w:pPr>
+      <w:r>
+        <w:rPr>
+          <w:rFonts w:ascii="Calibri" w:cs="Calibri" w:eastAsia="Calibri" w:hAnsi="Calibri"/>
+          <w:color w:val="000000"/>
           <w:sz w:val="24"/>
           <w:szCs w:val="24"/>
         </w:rPr>
@@ -694,7 +736,7 @@
       <w:pPr>
         <w:keepNext/>
         <w:keepLines/>
-        <w:spacing w:after="100" w:before="80"/>
+        <w:spacing w:after="80" w:before="60"/>
       </w:pPr>
       <w:r>
         <w:rPr>
@@ -712,11 +754,12 @@
       <w:pPr>
         <w:keepNext w:val="false"/>
         <w:keepLines/>
-        <w:spacing w:after="160"/>
-      </w:pPr>
-      <w:r>
-        <w:rPr>
-          <w:rFonts w:ascii="Calibri" w:cs="Calibri" w:eastAsia="Calibri" w:hAnsi="Calibri"/>
+        <w:spacing w:after="140"/>
+      </w:pPr>
+      <w:r>
+        <w:rPr>
+          <w:rFonts w:ascii="Calibri" w:cs="Calibri" w:eastAsia="Calibri" w:hAnsi="Calibri"/>
+          <w:color w:val="000000"/>
           <w:sz w:val="24"/>
           <w:szCs w:val="24"/>
         </w:rPr>
@@ -727,11 +770,12 @@
       <w:pPr>
         <w:keepNext w:val="false"/>
         <w:keepLines/>
-        <w:spacing w:after="160"/>
-      </w:pPr>
-      <w:r>
-        <w:rPr>
-          <w:rFonts w:ascii="Calibri" w:cs="Calibri" w:eastAsia="Calibri" w:hAnsi="Calibri"/>
+        <w:spacing w:after="140"/>
+      </w:pPr>
+      <w:r>
+        <w:rPr>
+          <w:rFonts w:ascii="Calibri" w:cs="Calibri" w:eastAsia="Calibri" w:hAnsi="Calibri"/>
+          <w:color w:val="000000"/>
           <w:sz w:val="24"/>
           <w:szCs w:val="24"/>
         </w:rPr>
@@ -742,6 +786,7 @@
           <w:rFonts w:ascii="Calibri" w:cs="Calibri" w:eastAsia="Calibri" w:hAnsi="Calibri"/>
           <w:b/>
           <w:bCs/>
+          <w:color w:val="000000"/>
           <w:sz w:val="24"/>
           <w:szCs w:val="24"/>
         </w:rPr>
@@ -750,6 +795,7 @@
       <w:r>
         <w:rPr>
           <w:rFonts w:ascii="Calibri" w:cs="Calibri" w:eastAsia="Calibri" w:hAnsi="Calibri"/>
+          <w:color w:val="000000"/>
           <w:sz w:val="24"/>
           <w:szCs w:val="24"/>
         </w:rPr>
@@ -760,11 +806,12 @@
       <w:pPr>
         <w:keepNext w:val="false"/>
         <w:keepLines/>
-        <w:spacing w:after="160"/>
-      </w:pPr>
-      <w:r>
-        <w:rPr>
-          <w:rFonts w:ascii="Calibri" w:cs="Calibri" w:eastAsia="Calibri" w:hAnsi="Calibri"/>
+        <w:spacing w:after="140"/>
+      </w:pPr>
+      <w:r>
+        <w:rPr>
+          <w:rFonts w:ascii="Calibri" w:cs="Calibri" w:eastAsia="Calibri" w:hAnsi="Calibri"/>
+          <w:color w:val="000000"/>
           <w:sz w:val="24"/>
           <w:szCs w:val="24"/>
         </w:rPr>
@@ -775,6 +822,7 @@
           <w:rFonts w:ascii="Calibri" w:cs="Calibri" w:eastAsia="Calibri" w:hAnsi="Calibri"/>
           <w:b/>
           <w:bCs/>
+          <w:color w:val="000000"/>
           <w:sz w:val="24"/>
           <w:szCs w:val="24"/>
         </w:rPr>
@@ -783,6 +831,7 @@
       <w:r>
         <w:rPr>
           <w:rFonts w:ascii="Calibri" w:cs="Calibri" w:eastAsia="Calibri" w:hAnsi="Calibri"/>
+          <w:color w:val="000000"/>
           <w:sz w:val="24"/>
           <w:szCs w:val="24"/>
         </w:rPr>
@@ -793,11 +842,12 @@
       <w:pPr>
         <w:keepNext w:val="false"/>
         <w:keepLines/>
-        <w:spacing w:after="160"/>
-      </w:pPr>
-      <w:r>
-        <w:rPr>
-          <w:rFonts w:ascii="Calibri" w:cs="Calibri" w:eastAsia="Calibri" w:hAnsi="Calibri"/>
+        <w:spacing w:after="140"/>
+      </w:pPr>
+      <w:r>
+        <w:rPr>
+          <w:rFonts w:ascii="Calibri" w:cs="Calibri" w:eastAsia="Calibri" w:hAnsi="Calibri"/>
+          <w:color w:val="000000"/>
           <w:sz w:val="24"/>
           <w:szCs w:val="24"/>
         </w:rPr>
@@ -808,11 +858,12 @@
       <w:pPr>
         <w:keepNext w:val="false"/>
         <w:keepLines/>
-        <w:spacing w:after="160"/>
-      </w:pPr>
-      <w:r>
-        <w:rPr>
-          <w:rFonts w:ascii="Calibri" w:cs="Calibri" w:eastAsia="Calibri" w:hAnsi="Calibri"/>
+        <w:spacing w:after="140"/>
+      </w:pPr>
+      <w:r>
+        <w:rPr>
+          <w:rFonts w:ascii="Calibri" w:cs="Calibri" w:eastAsia="Calibri" w:hAnsi="Calibri"/>
+          <w:color w:val="000000"/>
           <w:sz w:val="24"/>
           <w:szCs w:val="24"/>
         </w:rPr>
@@ -823,7 +874,7 @@
       <w:pPr>
         <w:keepNext/>
         <w:keepLines/>
-        <w:spacing w:after="100" w:before="80"/>
+        <w:spacing w:after="80" w:before="60"/>
       </w:pPr>
       <w:r>
         <w:rPr>
@@ -841,11 +892,12 @@
       <w:pPr>
         <w:keepNext w:val="false"/>
         <w:keepLines/>
-        <w:spacing w:after="160"/>
-      </w:pPr>
-      <w:r>
-        <w:rPr>
-          <w:rFonts w:ascii="Calibri" w:cs="Calibri" w:eastAsia="Calibri" w:hAnsi="Calibri"/>
+        <w:spacing w:after="140"/>
+      </w:pPr>
+      <w:r>
+        <w:rPr>
+          <w:rFonts w:ascii="Calibri" w:cs="Calibri" w:eastAsia="Calibri" w:hAnsi="Calibri"/>
+          <w:color w:val="000000"/>
           <w:sz w:val="24"/>
           <w:szCs w:val="24"/>
         </w:rPr>
@@ -856,11 +908,12 @@
       <w:pPr>
         <w:keepNext w:val="false"/>
         <w:keepLines/>
-        <w:spacing w:after="160"/>
-      </w:pPr>
-      <w:r>
-        <w:rPr>
-          <w:rFonts w:ascii="Calibri" w:cs="Calibri" w:eastAsia="Calibri" w:hAnsi="Calibri"/>
+        <w:spacing w:after="140"/>
+      </w:pPr>
+      <w:r>
+        <w:rPr>
+          <w:rFonts w:ascii="Calibri" w:cs="Calibri" w:eastAsia="Calibri" w:hAnsi="Calibri"/>
+          <w:color w:val="000000"/>
           <w:sz w:val="24"/>
           <w:szCs w:val="24"/>
         </w:rPr>
@@ -871,11 +924,12 @@
       <w:pPr>
         <w:keepNext w:val="false"/>
         <w:keepLines/>
-        <w:spacing w:after="160"/>
-      </w:pPr>
-      <w:r>
-        <w:rPr>
-          <w:rFonts w:ascii="Calibri" w:cs="Calibri" w:eastAsia="Calibri" w:hAnsi="Calibri"/>
+        <w:spacing w:after="140"/>
+      </w:pPr>
+      <w:r>
+        <w:rPr>
+          <w:rFonts w:ascii="Calibri" w:cs="Calibri" w:eastAsia="Calibri" w:hAnsi="Calibri"/>
+          <w:color w:val="000000"/>
           <w:sz w:val="24"/>
           <w:szCs w:val="24"/>
         </w:rPr>
@@ -886,6 +940,7 @@
           <w:rFonts w:ascii="Calibri" w:cs="Calibri" w:eastAsia="Calibri" w:hAnsi="Calibri"/>
           <w:b/>
           <w:bCs/>
+          <w:color w:val="000000"/>
           <w:sz w:val="24"/>
           <w:szCs w:val="24"/>
         </w:rPr>
@@ -894,6 +949,7 @@
       <w:r>
         <w:rPr>
           <w:rFonts w:ascii="Calibri" w:cs="Calibri" w:eastAsia="Calibri" w:hAnsi="Calibri"/>
+          <w:color w:val="000000"/>
           <w:sz w:val="24"/>
           <w:szCs w:val="24"/>
         </w:rPr>
@@ -904,7 +960,7 @@
       <w:pPr>
         <w:keepNext/>
         <w:keepLines/>
-        <w:spacing w:after="100" w:before="80"/>
+        <w:spacing w:after="80" w:before="60"/>
       </w:pPr>
       <w:r>
         <w:rPr>
@@ -922,11 +978,12 @@
       <w:pPr>
         <w:keepNext w:val="false"/>
         <w:keepLines/>
-        <w:spacing w:after="160"/>
-      </w:pPr>
-      <w:r>
-        <w:rPr>
-          <w:rFonts w:ascii="Calibri" w:cs="Calibri" w:eastAsia="Calibri" w:hAnsi="Calibri"/>
+        <w:spacing w:after="140"/>
+      </w:pPr>
+      <w:r>
+        <w:rPr>
+          <w:rFonts w:ascii="Calibri" w:cs="Calibri" w:eastAsia="Calibri" w:hAnsi="Calibri"/>
+          <w:color w:val="000000"/>
           <w:sz w:val="24"/>
           <w:szCs w:val="24"/>
         </w:rPr>
@@ -937,11 +994,12 @@
       <w:pPr>
         <w:keepNext w:val="false"/>
         <w:keepLines/>
-        <w:spacing w:after="160"/>
-      </w:pPr>
-      <w:r>
-        <w:rPr>
-          <w:rFonts w:ascii="Calibri" w:cs="Calibri" w:eastAsia="Calibri" w:hAnsi="Calibri"/>
+        <w:spacing w:after="140"/>
+      </w:pPr>
+      <w:r>
+        <w:rPr>
+          <w:rFonts w:ascii="Calibri" w:cs="Calibri" w:eastAsia="Calibri" w:hAnsi="Calibri"/>
+          <w:color w:val="000000"/>
           <w:sz w:val="24"/>
           <w:szCs w:val="24"/>
         </w:rPr>
@@ -952,6 +1010,7 @@
           <w:rFonts w:ascii="Calibri" w:cs="Calibri" w:eastAsia="Calibri" w:hAnsi="Calibri"/>
           <w:b/>
           <w:bCs/>
+          <w:color w:val="000000"/>
           <w:sz w:val="24"/>
           <w:szCs w:val="24"/>
         </w:rPr>
@@ -960,6 +1019,7 @@
       <w:r>
         <w:rPr>
           <w:rFonts w:ascii="Calibri" w:cs="Calibri" w:eastAsia="Calibri" w:hAnsi="Calibri"/>
+          <w:color w:val="000000"/>
           <w:sz w:val="24"/>
           <w:szCs w:val="24"/>
         </w:rPr>
@@ -970,7 +1030,7 @@
       <w:pPr>
         <w:keepNext/>
         <w:keepLines/>
-        <w:spacing w:after="100" w:before="80"/>
+        <w:spacing w:after="80" w:before="60"/>
       </w:pPr>
       <w:r>
         <w:rPr>
@@ -988,11 +1048,12 @@
       <w:pPr>
         <w:keepNext w:val="false"/>
         <w:keepLines/>
-        <w:spacing w:after="160"/>
-      </w:pPr>
-      <w:r>
-        <w:rPr>
-          <w:rFonts w:ascii="Calibri" w:cs="Calibri" w:eastAsia="Calibri" w:hAnsi="Calibri"/>
+        <w:spacing w:after="140"/>
+      </w:pPr>
+      <w:r>
+        <w:rPr>
+          <w:rFonts w:ascii="Calibri" w:cs="Calibri" w:eastAsia="Calibri" w:hAnsi="Calibri"/>
+          <w:color w:val="000000"/>
           <w:sz w:val="24"/>
           <w:szCs w:val="24"/>
         </w:rPr>
@@ -1003,6 +1064,7 @@
           <w:rFonts w:ascii="Calibri" w:cs="Calibri" w:eastAsia="Calibri" w:hAnsi="Calibri"/>
           <w:b/>
           <w:bCs/>
+          <w:color w:val="000000"/>
           <w:sz w:val="24"/>
           <w:szCs w:val="24"/>
         </w:rPr>
@@ -1011,6 +1073,7 @@
       <w:r>
         <w:rPr>
           <w:rFonts w:ascii="Calibri" w:cs="Calibri" w:eastAsia="Calibri" w:hAnsi="Calibri"/>
+          <w:color w:val="000000"/>
           <w:sz w:val="24"/>
           <w:szCs w:val="24"/>
         </w:rPr>
@@ -1021,6 +1084,7 @@
           <w:rFonts w:ascii="Calibri" w:cs="Calibri" w:eastAsia="Calibri" w:hAnsi="Calibri"/>
           <w:b/>
           <w:bCs/>
+          <w:color w:val="000000"/>
           <w:sz w:val="24"/>
           <w:szCs w:val="24"/>
         </w:rPr>
@@ -1029,6 +1093,7 @@
       <w:r>
         <w:rPr>
           <w:rFonts w:ascii="Calibri" w:cs="Calibri" w:eastAsia="Calibri" w:hAnsi="Calibri"/>
+          <w:color w:val="000000"/>
           <w:sz w:val="24"/>
           <w:szCs w:val="24"/>
         </w:rPr>
@@ -1039,11 +1104,12 @@
       <w:pPr>
         <w:keepNext w:val="false"/>
         <w:keepLines/>
-        <w:spacing w:after="160"/>
-      </w:pPr>
-      <w:r>
-        <w:rPr>
-          <w:rFonts w:ascii="Calibri" w:cs="Calibri" w:eastAsia="Calibri" w:hAnsi="Calibri"/>
+        <w:spacing w:after="140"/>
+      </w:pPr>
+      <w:r>
+        <w:rPr>
+          <w:rFonts w:ascii="Calibri" w:cs="Calibri" w:eastAsia="Calibri" w:hAnsi="Calibri"/>
+          <w:color w:val="000000"/>
           <w:sz w:val="24"/>
           <w:szCs w:val="24"/>
         </w:rPr>
@@ -1054,11 +1120,12 @@
       <w:pPr>
         <w:keepNext w:val="false"/>
         <w:keepLines/>
-        <w:spacing w:after="160"/>
-      </w:pPr>
-      <w:r>
-        <w:rPr>
-          <w:rFonts w:ascii="Calibri" w:cs="Calibri" w:eastAsia="Calibri" w:hAnsi="Calibri"/>
+        <w:spacing w:after="140"/>
+      </w:pPr>
+      <w:r>
+        <w:rPr>
+          <w:rFonts w:ascii="Calibri" w:cs="Calibri" w:eastAsia="Calibri" w:hAnsi="Calibri"/>
+          <w:color w:val="000000"/>
           <w:sz w:val="24"/>
           <w:szCs w:val="24"/>
         </w:rPr>
@@ -1069,6 +1136,7 @@
           <w:rFonts w:ascii="Calibri" w:cs="Calibri" w:eastAsia="Calibri" w:hAnsi="Calibri"/>
           <w:b/>
           <w:bCs/>
+          <w:color w:val="000000"/>
           <w:sz w:val="24"/>
           <w:szCs w:val="24"/>
         </w:rPr>
@@ -1077,6 +1145,7 @@
       <w:r>
         <w:rPr>
           <w:rFonts w:ascii="Calibri" w:cs="Calibri" w:eastAsia="Calibri" w:hAnsi="Calibri"/>
+          <w:color w:val="000000"/>
           <w:sz w:val="24"/>
           <w:szCs w:val="24"/>
         </w:rPr>
@@ -1087,11 +1156,12 @@
       <w:pPr>
         <w:keepNext w:val="false"/>
         <w:keepLines/>
-        <w:spacing w:after="160"/>
-      </w:pPr>
-      <w:r>
-        <w:rPr>
-          <w:rFonts w:ascii="Calibri" w:cs="Calibri" w:eastAsia="Calibri" w:hAnsi="Calibri"/>
+        <w:spacing w:after="140"/>
+      </w:pPr>
+      <w:r>
+        <w:rPr>
+          <w:rFonts w:ascii="Calibri" w:cs="Calibri" w:eastAsia="Calibri" w:hAnsi="Calibri"/>
+          <w:color w:val="000000"/>
           <w:sz w:val="24"/>
           <w:szCs w:val="24"/>
         </w:rPr>
@@ -1102,11 +1172,12 @@
       <w:pPr>
         <w:keepNext w:val="false"/>
         <w:keepLines/>
-        <w:spacing w:after="160"/>
-      </w:pPr>
-      <w:r>
-        <w:rPr>
-          <w:rFonts w:ascii="Calibri" w:cs="Calibri" w:eastAsia="Calibri" w:hAnsi="Calibri"/>
+        <w:spacing w:after="140"/>
+      </w:pPr>
+      <w:r>
+        <w:rPr>
+          <w:rFonts w:ascii="Calibri" w:cs="Calibri" w:eastAsia="Calibri" w:hAnsi="Calibri"/>
+          <w:color w:val="000000"/>
           <w:sz w:val="24"/>
           <w:szCs w:val="24"/>
         </w:rPr>
@@ -1117,7 +1188,7 @@
       <w:pPr>
         <w:keepNext/>
         <w:keepLines/>
-        <w:spacing w:after="100" w:before="80"/>
+        <w:spacing w:after="80" w:before="60"/>
       </w:pPr>
       <w:r>
         <w:rPr>
@@ -1135,11 +1206,12 @@
       <w:pPr>
         <w:keepNext w:val="false"/>
         <w:keepLines/>
-        <w:spacing w:after="160"/>
-      </w:pPr>
-      <w:r>
-        <w:rPr>
-          <w:rFonts w:ascii="Calibri" w:cs="Calibri" w:eastAsia="Calibri" w:hAnsi="Calibri"/>
+        <w:spacing w:after="140"/>
+      </w:pPr>
+      <w:r>
+        <w:rPr>
+          <w:rFonts w:ascii="Calibri" w:cs="Calibri" w:eastAsia="Calibri" w:hAnsi="Calibri"/>
+          <w:color w:val="000000"/>
           <w:sz w:val="24"/>
           <w:szCs w:val="24"/>
         </w:rPr>
@@ -1150,11 +1222,12 @@
       <w:pPr>
         <w:keepNext w:val="false"/>
         <w:keepLines/>
-        <w:spacing w:after="160"/>
-      </w:pPr>
-      <w:r>
-        <w:rPr>
-          <w:rFonts w:ascii="Calibri" w:cs="Calibri" w:eastAsia="Calibri" w:hAnsi="Calibri"/>
+        <w:spacing w:after="140"/>
+      </w:pPr>
+      <w:r>
+        <w:rPr>
+          <w:rFonts w:ascii="Calibri" w:cs="Calibri" w:eastAsia="Calibri" w:hAnsi="Calibri"/>
+          <w:color w:val="000000"/>
           <w:sz w:val="24"/>
           <w:szCs w:val="24"/>
         </w:rPr>
@@ -1165,7 +1238,7 @@
       <w:pPr>
         <w:keepNext/>
         <w:keepLines/>
-        <w:spacing w:after="100" w:before="80"/>
+        <w:spacing w:after="80" w:before="60"/>
       </w:pPr>
       <w:r>
         <w:rPr>
@@ -1183,11 +1256,12 @@
       <w:pPr>
         <w:keepNext/>
         <w:keepLines/>
-        <w:spacing w:after="160"/>
-      </w:pPr>
-      <w:r>
-        <w:rPr>
-          <w:rFonts w:ascii="Calibri" w:cs="Calibri" w:eastAsia="Calibri" w:hAnsi="Calibri"/>
+        <w:spacing w:after="140"/>
+      </w:pPr>
+      <w:r>
+        <w:rPr>
+          <w:rFonts w:ascii="Calibri" w:cs="Calibri" w:eastAsia="Calibri" w:hAnsi="Calibri"/>
+          <w:color w:val="000000"/>
           <w:sz w:val="24"/>
           <w:szCs w:val="24"/>
         </w:rPr>
@@ -1198,11 +1272,12 @@
       <w:pPr>
         <w:keepNext w:val="false"/>
         <w:keepLines/>
-        <w:spacing w:after="160"/>
-      </w:pPr>
-      <w:r>
-        <w:rPr>
-          <w:rFonts w:ascii="Calibri" w:cs="Calibri" w:eastAsia="Calibri" w:hAnsi="Calibri"/>
+        <w:spacing w:after="140"/>
+      </w:pPr>
+      <w:r>
+        <w:rPr>
+          <w:rFonts w:ascii="Calibri" w:cs="Calibri" w:eastAsia="Calibri" w:hAnsi="Calibri"/>
+          <w:color w:val="000000"/>
           <w:sz w:val="24"/>
           <w:szCs w:val="24"/>
         </w:rPr>
@@ -1213,7 +1288,7 @@
       <w:pPr>
         <w:keepNext/>
         <w:keepLines/>
-        <w:spacing w:after="100" w:before="80"/>
+        <w:spacing w:after="80" w:before="60"/>
       </w:pPr>
       <w:r>
         <w:rPr>
@@ -1231,11 +1306,12 @@
       <w:pPr>
         <w:keepNext w:val="false"/>
         <w:keepLines/>
-        <w:spacing w:after="160"/>
-      </w:pPr>
-      <w:r>
-        <w:rPr>
-          <w:rFonts w:ascii="Calibri" w:cs="Calibri" w:eastAsia="Calibri" w:hAnsi="Calibri"/>
+        <w:spacing w:after="140"/>
+      </w:pPr>
+      <w:r>
+        <w:rPr>
+          <w:rFonts w:ascii="Calibri" w:cs="Calibri" w:eastAsia="Calibri" w:hAnsi="Calibri"/>
+          <w:color w:val="000000"/>
           <w:sz w:val="24"/>
           <w:szCs w:val="24"/>
         </w:rPr>
@@ -1246,11 +1322,12 @@
       <w:pPr>
         <w:keepNext w:val="false"/>
         <w:keepLines/>
-        <w:spacing w:after="160"/>
-      </w:pPr>
-      <w:r>
-        <w:rPr>
-          <w:rFonts w:ascii="Calibri" w:cs="Calibri" w:eastAsia="Calibri" w:hAnsi="Calibri"/>
+        <w:spacing w:after="140"/>
+      </w:pPr>
+      <w:r>
+        <w:rPr>
+          <w:rFonts w:ascii="Calibri" w:cs="Calibri" w:eastAsia="Calibri" w:hAnsi="Calibri"/>
+          <w:color w:val="000000"/>
           <w:sz w:val="24"/>
           <w:szCs w:val="24"/>
         </w:rPr>
@@ -1261,11 +1338,12 @@
       <w:pPr>
         <w:keepNext w:val="false"/>
         <w:keepLines/>
-        <w:spacing w:after="160"/>
-      </w:pPr>
-      <w:r>
-        <w:rPr>
-          <w:rFonts w:ascii="Calibri" w:cs="Calibri" w:eastAsia="Calibri" w:hAnsi="Calibri"/>
+        <w:spacing w:after="140"/>
+      </w:pPr>
+      <w:r>
+        <w:rPr>
+          <w:rFonts w:ascii="Calibri" w:cs="Calibri" w:eastAsia="Calibri" w:hAnsi="Calibri"/>
+          <w:color w:val="000000"/>
           <w:sz w:val="24"/>
           <w:szCs w:val="24"/>
         </w:rPr>
@@ -1276,7 +1354,7 @@
       <w:pPr>
         <w:keepNext/>
         <w:keepLines/>
-        <w:spacing w:after="100" w:before="80"/>
+        <w:spacing w:after="80" w:before="60"/>
       </w:pPr>
       <w:r>
         <w:rPr>
@@ -1294,11 +1372,12 @@
       <w:pPr>
         <w:keepNext w:val="false"/>
         <w:keepLines/>
-        <w:spacing w:after="160"/>
-      </w:pPr>
-      <w:r>
-        <w:rPr>
-          <w:rFonts w:ascii="Calibri" w:cs="Calibri" w:eastAsia="Calibri" w:hAnsi="Calibri"/>
+        <w:spacing w:after="140"/>
+      </w:pPr>
+      <w:r>
+        <w:rPr>
+          <w:rFonts w:ascii="Calibri" w:cs="Calibri" w:eastAsia="Calibri" w:hAnsi="Calibri"/>
+          <w:color w:val="000000"/>
           <w:sz w:val="24"/>
           <w:szCs w:val="24"/>
         </w:rPr>
@@ -1309,11 +1388,12 @@
       <w:pPr>
         <w:keepNext w:val="false"/>
         <w:keepLines/>
-        <w:spacing w:after="160"/>
-      </w:pPr>
-      <w:r>
-        <w:rPr>
-          <w:rFonts w:ascii="Calibri" w:cs="Calibri" w:eastAsia="Calibri" w:hAnsi="Calibri"/>
+        <w:spacing w:after="140"/>
+      </w:pPr>
+      <w:r>
+        <w:rPr>
+          <w:rFonts w:ascii="Calibri" w:cs="Calibri" w:eastAsia="Calibri" w:hAnsi="Calibri"/>
+          <w:color w:val="000000"/>
           <w:sz w:val="24"/>
           <w:szCs w:val="24"/>
         </w:rPr>
@@ -1324,11 +1404,12 @@
       <w:pPr>
         <w:keepNext w:val="false"/>
         <w:keepLines/>
-        <w:spacing w:after="160"/>
-      </w:pPr>
-      <w:r>
-        <w:rPr>
-          <w:rFonts w:ascii="Calibri" w:cs="Calibri" w:eastAsia="Calibri" w:hAnsi="Calibri"/>
+        <w:spacing w:after="140"/>
+      </w:pPr>
+      <w:r>
+        <w:rPr>
+          <w:rFonts w:ascii="Calibri" w:cs="Calibri" w:eastAsia="Calibri" w:hAnsi="Calibri"/>
+          <w:color w:val="000000"/>
           <w:sz w:val="24"/>
           <w:szCs w:val="24"/>
         </w:rPr>
@@ -1339,11 +1420,12 @@
       <w:pPr>
         <w:keepNext w:val="false"/>
         <w:keepLines/>
-        <w:spacing w:after="160"/>
-      </w:pPr>
-      <w:r>
-        <w:rPr>
-          <w:rFonts w:ascii="Calibri" w:cs="Calibri" w:eastAsia="Calibri" w:hAnsi="Calibri"/>
+        <w:spacing w:after="140"/>
+      </w:pPr>
+      <w:r>
+        <w:rPr>
+          <w:rFonts w:ascii="Calibri" w:cs="Calibri" w:eastAsia="Calibri" w:hAnsi="Calibri"/>
+          <w:color w:val="000000"/>
           <w:sz w:val="24"/>
           <w:szCs w:val="24"/>
         </w:rPr>
@@ -1354,6 +1436,7 @@
           <w:rFonts w:ascii="Calibri" w:cs="Calibri" w:eastAsia="Calibri" w:hAnsi="Calibri"/>
           <w:b/>
           <w:bCs/>
+          <w:color w:val="000000"/>
           <w:sz w:val="24"/>
           <w:szCs w:val="24"/>
         </w:rPr>
@@ -1362,6 +1445,7 @@
       <w:r>
         <w:rPr>
           <w:rFonts w:ascii="Calibri" w:cs="Calibri" w:eastAsia="Calibri" w:hAnsi="Calibri"/>
+          <w:color w:val="000000"/>
           <w:sz w:val="24"/>
           <w:szCs w:val="24"/>
         </w:rPr>
@@ -1372,7 +1456,7 @@
       <w:pPr>
         <w:keepNext/>
         <w:keepLines/>
-        <w:spacing w:after="100" w:before="80"/>
+        <w:spacing w:after="80" w:before="60"/>
       </w:pPr>
       <w:r>
         <w:rPr>
@@ -1390,11 +1474,12 @@
       <w:pPr>
         <w:keepNext w:val="false"/>
         <w:keepLines/>
-        <w:spacing w:after="160"/>
-      </w:pPr>
-      <w:r>
-        <w:rPr>
-          <w:rFonts w:ascii="Calibri" w:cs="Calibri" w:eastAsia="Calibri" w:hAnsi="Calibri"/>
+        <w:spacing w:after="140"/>
+      </w:pPr>
+      <w:r>
+        <w:rPr>
+          <w:rFonts w:ascii="Calibri" w:cs="Calibri" w:eastAsia="Calibri" w:hAnsi="Calibri"/>
+          <w:color w:val="000000"/>
           <w:sz w:val="24"/>
           <w:szCs w:val="24"/>
         </w:rPr>
@@ -1405,11 +1490,12 @@
       <w:pPr>
         <w:keepNext w:val="false"/>
         <w:keepLines/>
-        <w:spacing w:after="160"/>
-      </w:pPr>
-      <w:r>
-        <w:rPr>
-          <w:rFonts w:ascii="Calibri" w:cs="Calibri" w:eastAsia="Calibri" w:hAnsi="Calibri"/>
+        <w:spacing w:after="140"/>
+      </w:pPr>
+      <w:r>
+        <w:rPr>
+          <w:rFonts w:ascii="Calibri" w:cs="Calibri" w:eastAsia="Calibri" w:hAnsi="Calibri"/>
+          <w:color w:val="000000"/>
           <w:sz w:val="24"/>
           <w:szCs w:val="24"/>
         </w:rPr>
@@ -1420,11 +1506,12 @@
       <w:pPr>
         <w:keepNext w:val="false"/>
         <w:keepLines/>
-        <w:spacing w:after="160"/>
-      </w:pPr>
-      <w:r>
-        <w:rPr>
-          <w:rFonts w:ascii="Calibri" w:cs="Calibri" w:eastAsia="Calibri" w:hAnsi="Calibri"/>
+        <w:spacing w:after="140"/>
+      </w:pPr>
+      <w:r>
+        <w:rPr>
+          <w:rFonts w:ascii="Calibri" w:cs="Calibri" w:eastAsia="Calibri" w:hAnsi="Calibri"/>
+          <w:color w:val="000000"/>
           <w:sz w:val="24"/>
           <w:szCs w:val="24"/>
         </w:rPr>
@@ -1435,7 +1522,7 @@
       <w:pPr>
         <w:keepNext/>
         <w:keepLines/>
-        <w:spacing w:after="100" w:before="80"/>
+        <w:spacing w:after="80" w:before="60"/>
       </w:pPr>
       <w:r>
         <w:rPr>
@@ -1453,11 +1540,12 @@
       <w:pPr>
         <w:keepNext w:val="false"/>
         <w:keepLines/>
-        <w:spacing w:after="160"/>
-      </w:pPr>
-      <w:r>
-        <w:rPr>
-          <w:rFonts w:ascii="Calibri" w:cs="Calibri" w:eastAsia="Calibri" w:hAnsi="Calibri"/>
+        <w:spacing w:after="140"/>
+      </w:pPr>
+      <w:r>
+        <w:rPr>
+          <w:rFonts w:ascii="Calibri" w:cs="Calibri" w:eastAsia="Calibri" w:hAnsi="Calibri"/>
+          <w:color w:val="000000"/>
           <w:sz w:val="24"/>
           <w:szCs w:val="24"/>
         </w:rPr>
@@ -1468,6 +1556,7 @@
           <w:rFonts w:ascii="Calibri" w:cs="Calibri" w:eastAsia="Calibri" w:hAnsi="Calibri"/>
           <w:b/>
           <w:bCs/>
+          <w:color w:val="000000"/>
           <w:sz w:val="24"/>
           <w:szCs w:val="24"/>
         </w:rPr>
@@ -1476,6 +1565,7 @@
       <w:r>
         <w:rPr>
           <w:rFonts w:ascii="Calibri" w:cs="Calibri" w:eastAsia="Calibri" w:hAnsi="Calibri"/>
+          <w:color w:val="000000"/>
           <w:sz w:val="24"/>
           <w:szCs w:val="24"/>
         </w:rPr>
@@ -1486,11 +1576,12 @@
       <w:pPr>
         <w:keepNext w:val="false"/>
         <w:keepLines/>
-        <w:spacing w:after="160"/>
-      </w:pPr>
-      <w:r>
-        <w:rPr>
-          <w:rFonts w:ascii="Calibri" w:cs="Calibri" w:eastAsia="Calibri" w:hAnsi="Calibri"/>
+        <w:spacing w:after="140"/>
+      </w:pPr>
+      <w:r>
+        <w:rPr>
+          <w:rFonts w:ascii="Calibri" w:cs="Calibri" w:eastAsia="Calibri" w:hAnsi="Calibri"/>
+          <w:color w:val="000000"/>
           <w:sz w:val="24"/>
           <w:szCs w:val="24"/>
         </w:rPr>
@@ -1501,6 +1592,7 @@
           <w:rFonts w:ascii="Calibri" w:cs="Calibri" w:eastAsia="Calibri" w:hAnsi="Calibri"/>
           <w:b/>
           <w:bCs/>
+          <w:color w:val="000000"/>
           <w:sz w:val="24"/>
           <w:szCs w:val="24"/>
         </w:rPr>
@@ -1509,6 +1601,7 @@
       <w:r>
         <w:rPr>
           <w:rFonts w:ascii="Calibri" w:cs="Calibri" w:eastAsia="Calibri" w:hAnsi="Calibri"/>
+          <w:color w:val="000000"/>
           <w:sz w:val="24"/>
           <w:szCs w:val="24"/>
         </w:rPr>
@@ -1519,6 +1612,7 @@
           <w:rFonts w:ascii="Calibri" w:cs="Calibri" w:eastAsia="Calibri" w:hAnsi="Calibri"/>
           <w:b/>
           <w:bCs/>
+          <w:color w:val="000000"/>
           <w:sz w:val="24"/>
           <w:szCs w:val="24"/>
         </w:rPr>
@@ -1527,6 +1621,7 @@
       <w:r>
         <w:rPr>
           <w:rFonts w:ascii="Calibri" w:cs="Calibri" w:eastAsia="Calibri" w:hAnsi="Calibri"/>
+          <w:color w:val="000000"/>
           <w:sz w:val="24"/>
           <w:szCs w:val="24"/>
         </w:rPr>
@@ -1537,11 +1632,12 @@
       <w:pPr>
         <w:keepNext w:val="false"/>
         <w:keepLines/>
-        <w:spacing w:after="160"/>
-      </w:pPr>
-      <w:r>
-        <w:rPr>
-          <w:rFonts w:ascii="Calibri" w:cs="Calibri" w:eastAsia="Calibri" w:hAnsi="Calibri"/>
+        <w:spacing w:after="140"/>
+      </w:pPr>
+      <w:r>
+        <w:rPr>
+          <w:rFonts w:ascii="Calibri" w:cs="Calibri" w:eastAsia="Calibri" w:hAnsi="Calibri"/>
+          <w:color w:val="000000"/>
           <w:sz w:val="24"/>
           <w:szCs w:val="24"/>
         </w:rPr>
@@ -1552,6 +1648,7 @@
           <w:rFonts w:ascii="Calibri" w:cs="Calibri" w:eastAsia="Calibri" w:hAnsi="Calibri"/>
           <w:b/>
           <w:bCs/>
+          <w:color w:val="000000"/>
           <w:sz w:val="24"/>
           <w:szCs w:val="24"/>
         </w:rPr>
@@ -1560,6 +1657,7 @@
       <w:r>
         <w:rPr>
           <w:rFonts w:ascii="Calibri" w:cs="Calibri" w:eastAsia="Calibri" w:hAnsi="Calibri"/>
+          <w:color w:val="000000"/>
           <w:sz w:val="24"/>
           <w:szCs w:val="24"/>
         </w:rPr>
@@ -1570,7 +1668,7 @@
       <w:pPr>
         <w:keepNext/>
         <w:keepLines/>
-        <w:spacing w:after="100" w:before="80"/>
+        <w:spacing w:after="80" w:before="60"/>
       </w:pPr>
       <w:r>
         <w:rPr>
@@ -1588,11 +1686,12 @@
       <w:pPr>
         <w:keepNext w:val="false"/>
         <w:keepLines/>
-        <w:spacing w:after="160"/>
-      </w:pPr>
-      <w:r>
-        <w:rPr>
-          <w:rFonts w:ascii="Calibri" w:cs="Calibri" w:eastAsia="Calibri" w:hAnsi="Calibri"/>
+        <w:spacing w:after="140"/>
+      </w:pPr>
+      <w:r>
+        <w:rPr>
+          <w:rFonts w:ascii="Calibri" w:cs="Calibri" w:eastAsia="Calibri" w:hAnsi="Calibri"/>
+          <w:color w:val="000000"/>
           <w:sz w:val="24"/>
           <w:szCs w:val="24"/>
         </w:rPr>
@@ -1603,11 +1702,12 @@
       <w:pPr>
         <w:keepNext/>
         <w:keepLines/>
-        <w:spacing w:after="160"/>
-      </w:pPr>
-      <w:r>
-        <w:rPr>
-          <w:rFonts w:ascii="Calibri" w:cs="Calibri" w:eastAsia="Calibri" w:hAnsi="Calibri"/>
+        <w:spacing w:after="140"/>
+      </w:pPr>
+      <w:r>
+        <w:rPr>
+          <w:rFonts w:ascii="Calibri" w:cs="Calibri" w:eastAsia="Calibri" w:hAnsi="Calibri"/>
+          <w:color w:val="000000"/>
           <w:sz w:val="24"/>
           <w:szCs w:val="24"/>
         </w:rPr>
@@ -1618,11 +1718,12 @@
       <w:pPr>
         <w:keepNext w:val="false"/>
         <w:keepLines/>
-        <w:spacing w:after="160"/>
-      </w:pPr>
-      <w:r>
-        <w:rPr>
-          <w:rFonts w:ascii="Calibri" w:cs="Calibri" w:eastAsia="Calibri" w:hAnsi="Calibri"/>
+        <w:spacing w:after="140"/>
+      </w:pPr>
+      <w:r>
+        <w:rPr>
+          <w:rFonts w:ascii="Calibri" w:cs="Calibri" w:eastAsia="Calibri" w:hAnsi="Calibri"/>
+          <w:color w:val="000000"/>
           <w:sz w:val="24"/>
           <w:szCs w:val="24"/>
         </w:rPr>
@@ -1633,7 +1734,7 @@
       <w:pPr>
         <w:keepNext/>
         <w:keepLines/>
-        <w:spacing w:after="100" w:before="80"/>
+        <w:spacing w:after="80" w:before="60"/>
       </w:pPr>
       <w:r>
         <w:rPr>
@@ -1651,11 +1752,12 @@
       <w:pPr>
         <w:keepNext w:val="false"/>
         <w:keepLines/>
-        <w:spacing w:after="160"/>
-      </w:pPr>
-      <w:r>
-        <w:rPr>
-          <w:rFonts w:ascii="Calibri" w:cs="Calibri" w:eastAsia="Calibri" w:hAnsi="Calibri"/>
+        <w:spacing w:after="140"/>
+      </w:pPr>
+      <w:r>
+        <w:rPr>
+          <w:rFonts w:ascii="Calibri" w:cs="Calibri" w:eastAsia="Calibri" w:hAnsi="Calibri"/>
+          <w:color w:val="000000"/>
           <w:sz w:val="24"/>
           <w:szCs w:val="24"/>
         </w:rPr>
@@ -1666,11 +1768,12 @@
       <w:pPr>
         <w:keepNext w:val="false"/>
         <w:keepLines/>
-        <w:spacing w:after="160"/>
-      </w:pPr>
-      <w:r>
-        <w:rPr>
-          <w:rFonts w:ascii="Calibri" w:cs="Calibri" w:eastAsia="Calibri" w:hAnsi="Calibri"/>
+        <w:spacing w:after="140"/>
+      </w:pPr>
+      <w:r>
+        <w:rPr>
+          <w:rFonts w:ascii="Calibri" w:cs="Calibri" w:eastAsia="Calibri" w:hAnsi="Calibri"/>
+          <w:color w:val="000000"/>
           <w:sz w:val="24"/>
           <w:szCs w:val="24"/>
         </w:rPr>
@@ -1681,11 +1784,12 @@
       <w:pPr>
         <w:keepNext w:val="false"/>
         <w:keepLines/>
-        <w:spacing w:after="160"/>
-      </w:pPr>
-      <w:r>
-        <w:rPr>
-          <w:rFonts w:ascii="Calibri" w:cs="Calibri" w:eastAsia="Calibri" w:hAnsi="Calibri"/>
+        <w:spacing w:after="140"/>
+      </w:pPr>
+      <w:r>
+        <w:rPr>
+          <w:rFonts w:ascii="Calibri" w:cs="Calibri" w:eastAsia="Calibri" w:hAnsi="Calibri"/>
+          <w:color w:val="000000"/>
           <w:sz w:val="24"/>
           <w:szCs w:val="24"/>
         </w:rPr>
@@ -1696,6 +1800,7 @@
           <w:rFonts w:ascii="Calibri" w:cs="Calibri" w:eastAsia="Calibri" w:hAnsi="Calibri"/>
           <w:b/>
           <w:bCs/>
+          <w:color w:val="000000"/>
           <w:sz w:val="24"/>
           <w:szCs w:val="24"/>
         </w:rPr>
@@ -1704,6 +1809,7 @@
       <w:r>
         <w:rPr>
           <w:rFonts w:ascii="Calibri" w:cs="Calibri" w:eastAsia="Calibri" w:hAnsi="Calibri"/>
+          <w:color w:val="000000"/>
           <w:sz w:val="24"/>
           <w:szCs w:val="24"/>
         </w:rPr>
@@ -1714,11 +1820,12 @@
       <w:pPr>
         <w:keepNext w:val="false"/>
         <w:keepLines/>
-        <w:spacing w:after="160"/>
-      </w:pPr>
-      <w:r>
-        <w:rPr>
-          <w:rFonts w:ascii="Calibri" w:cs="Calibri" w:eastAsia="Calibri" w:hAnsi="Calibri"/>
+        <w:spacing w:after="140"/>
+      </w:pPr>
+      <w:r>
+        <w:rPr>
+          <w:rFonts w:ascii="Calibri" w:cs="Calibri" w:eastAsia="Calibri" w:hAnsi="Calibri"/>
+          <w:color w:val="000000"/>
           <w:sz w:val="24"/>
           <w:szCs w:val="24"/>
         </w:rPr>
@@ -1729,6 +1836,7 @@
           <w:rFonts w:ascii="Calibri" w:cs="Calibri" w:eastAsia="Calibri" w:hAnsi="Calibri"/>
           <w:b/>
           <w:bCs/>
+          <w:color w:val="000000"/>
           <w:sz w:val="24"/>
           <w:szCs w:val="24"/>
         </w:rPr>
@@ -1737,6 +1845,7 @@
       <w:r>
         <w:rPr>
           <w:rFonts w:ascii="Calibri" w:cs="Calibri" w:eastAsia="Calibri" w:hAnsi="Calibri"/>
+          <w:color w:val="000000"/>
           <w:sz w:val="24"/>
           <w:szCs w:val="24"/>
         </w:rPr>
@@ -1747,7 +1856,7 @@
       <w:pPr>
         <w:keepNext/>
         <w:keepLines/>
-        <w:spacing w:after="100" w:before="80"/>
+        <w:spacing w:after="80" w:before="60"/>
       </w:pPr>
       <w:r>
         <w:rPr>
@@ -1765,11 +1874,12 @@
       <w:pPr>
         <w:keepNext w:val="false"/>
         <w:keepLines/>
-        <w:spacing w:after="160"/>
-      </w:pPr>
-      <w:r>
-        <w:rPr>
-          <w:rFonts w:ascii="Calibri" w:cs="Calibri" w:eastAsia="Calibri" w:hAnsi="Calibri"/>
+        <w:spacing w:after="140"/>
+      </w:pPr>
+      <w:r>
+        <w:rPr>
+          <w:rFonts w:ascii="Calibri" w:cs="Calibri" w:eastAsia="Calibri" w:hAnsi="Calibri"/>
+          <w:color w:val="000000"/>
           <w:sz w:val="24"/>
           <w:szCs w:val="24"/>
         </w:rPr>
@@ -1780,6 +1890,7 @@
           <w:rFonts w:ascii="Calibri" w:cs="Calibri" w:eastAsia="Calibri" w:hAnsi="Calibri"/>
           <w:b/>
           <w:bCs/>
+          <w:color w:val="000000"/>
           <w:sz w:val="24"/>
           <w:szCs w:val="24"/>
         </w:rPr>
@@ -1788,6 +1899,7 @@
       <w:r>
         <w:rPr>
           <w:rFonts w:ascii="Calibri" w:cs="Calibri" w:eastAsia="Calibri" w:hAnsi="Calibri"/>
+          <w:color w:val="000000"/>
           <w:sz w:val="24"/>
           <w:szCs w:val="24"/>
         </w:rPr>
@@ -1798,11 +1910,12 @@
       <w:pPr>
         <w:keepNext w:val="false"/>
         <w:keepLines/>
-        <w:spacing w:after="160"/>
-      </w:pPr>
-      <w:r>
-        <w:rPr>
-          <w:rFonts w:ascii="Calibri" w:cs="Calibri" w:eastAsia="Calibri" w:hAnsi="Calibri"/>
+        <w:spacing w:after="140"/>
+      </w:pPr>
+      <w:r>
+        <w:rPr>
+          <w:rFonts w:ascii="Calibri" w:cs="Calibri" w:eastAsia="Calibri" w:hAnsi="Calibri"/>
+          <w:color w:val="000000"/>
           <w:sz w:val="24"/>
           <w:szCs w:val="24"/>
         </w:rPr>
@@ -1813,6 +1926,7 @@
           <w:rFonts w:ascii="Calibri" w:cs="Calibri" w:eastAsia="Calibri" w:hAnsi="Calibri"/>
           <w:b/>
           <w:bCs/>
+          <w:color w:val="000000"/>
           <w:sz w:val="24"/>
           <w:szCs w:val="24"/>
         </w:rPr>
@@ -1821,6 +1935,7 @@
       <w:r>
         <w:rPr>
           <w:rFonts w:ascii="Calibri" w:cs="Calibri" w:eastAsia="Calibri" w:hAnsi="Calibri"/>
+          <w:color w:val="000000"/>
           <w:sz w:val="24"/>
           <w:szCs w:val="24"/>
         </w:rPr>
@@ -1831,13 +1946,14 @@
       <w:pPr>
         <w:keepNext w:val="false"/>
         <w:keepLines/>
-        <w:spacing w:after="160"/>
-      </w:pPr>
-      <w:r>
-        <w:rPr>
-          <w:rFonts w:ascii="Calibri" w:cs="Calibri" w:eastAsia="Calibri" w:hAnsi="Calibri"/>
-          <w:b/>
-          <w:bCs/>
+        <w:spacing w:after="140"/>
+      </w:pPr>
+      <w:r>
+        <w:rPr>
+          <w:rFonts w:ascii="Calibri" w:cs="Calibri" w:eastAsia="Calibri" w:hAnsi="Calibri"/>
+          <w:b/>
+          <w:bCs/>
+          <w:color w:val="000000"/>
           <w:sz w:val="24"/>
           <w:szCs w:val="24"/>
         </w:rPr>
@@ -1846,6 +1962,7 @@
       <w:r>
         <w:rPr>
           <w:rFonts w:ascii="Calibri" w:cs="Calibri" w:eastAsia="Calibri" w:hAnsi="Calibri"/>
+          <w:color w:val="000000"/>
           <w:sz w:val="24"/>
           <w:szCs w:val="24"/>
         </w:rPr>
@@ -1856,7 +1973,7 @@
       <w:pPr>
         <w:keepNext/>
         <w:keepLines/>
-        <w:spacing w:after="100" w:before="80"/>
+        <w:spacing w:after="80" w:before="60"/>
       </w:pPr>
       <w:r>
         <w:rPr>
@@ -1874,11 +1991,12 @@
       <w:pPr>
         <w:keepNext w:val="false"/>
         <w:keepLines/>
-        <w:spacing w:after="160"/>
-      </w:pPr>
-      <w:r>
-        <w:rPr>
-          <w:rFonts w:ascii="Calibri" w:cs="Calibri" w:eastAsia="Calibri" w:hAnsi="Calibri"/>
+        <w:spacing w:after="140"/>
+      </w:pPr>
+      <w:r>
+        <w:rPr>
+          <w:rFonts w:ascii="Calibri" w:cs="Calibri" w:eastAsia="Calibri" w:hAnsi="Calibri"/>
+          <w:color w:val="000000"/>
           <w:sz w:val="24"/>
           <w:szCs w:val="24"/>
         </w:rPr>
@@ -1889,11 +2007,12 @@
       <w:pPr>
         <w:keepNext w:val="false"/>
         <w:keepLines/>
-        <w:spacing w:after="160"/>
-      </w:pPr>
-      <w:r>
-        <w:rPr>
-          <w:rFonts w:ascii="Calibri" w:cs="Calibri" w:eastAsia="Calibri" w:hAnsi="Calibri"/>
+        <w:spacing w:after="140"/>
+      </w:pPr>
+      <w:r>
+        <w:rPr>
+          <w:rFonts w:ascii="Calibri" w:cs="Calibri" w:eastAsia="Calibri" w:hAnsi="Calibri"/>
+          <w:color w:val="000000"/>
           <w:sz w:val="24"/>
           <w:szCs w:val="24"/>
         </w:rPr>
@@ -1904,7 +2023,7 @@
       <w:pPr>
         <w:keepNext/>
         <w:keepLines/>
-        <w:spacing w:after="100" w:before="80"/>
+        <w:spacing w:after="80" w:before="60"/>
       </w:pPr>
       <w:r>
         <w:rPr>
@@ -1922,11 +2041,12 @@
       <w:pPr>
         <w:keepNext w:val="false"/>
         <w:keepLines/>
-        <w:spacing w:after="160"/>
-      </w:pPr>
-      <w:r>
-        <w:rPr>
-          <w:rFonts w:ascii="Calibri" w:cs="Calibri" w:eastAsia="Calibri" w:hAnsi="Calibri"/>
+        <w:spacing w:after="140"/>
+      </w:pPr>
+      <w:r>
+        <w:rPr>
+          <w:rFonts w:ascii="Calibri" w:cs="Calibri" w:eastAsia="Calibri" w:hAnsi="Calibri"/>
+          <w:color w:val="000000"/>
           <w:sz w:val="24"/>
           <w:szCs w:val="24"/>
         </w:rPr>
@@ -1937,6 +2057,7 @@
           <w:rFonts w:ascii="Calibri" w:cs="Calibri" w:eastAsia="Calibri" w:hAnsi="Calibri"/>
           <w:b/>
           <w:bCs/>
+          <w:color w:val="000000"/>
           <w:sz w:val="24"/>
           <w:szCs w:val="24"/>
         </w:rPr>
@@ -1945,6 +2066,7 @@
       <w:r>
         <w:rPr>
           <w:rFonts w:ascii="Calibri" w:cs="Calibri" w:eastAsia="Calibri" w:hAnsi="Calibri"/>
+          <w:color w:val="000000"/>
           <w:sz w:val="24"/>
           <w:szCs w:val="24"/>
         </w:rPr>
@@ -1955,11 +2077,12 @@
       <w:pPr>
         <w:keepNext w:val="false"/>
         <w:keepLines/>
-        <w:spacing w:after="160"/>
-      </w:pPr>
-      <w:r>
-        <w:rPr>
-          <w:rFonts w:ascii="Calibri" w:cs="Calibri" w:eastAsia="Calibri" w:hAnsi="Calibri"/>
+        <w:spacing w:after="140"/>
+      </w:pPr>
+      <w:r>
+        <w:rPr>
+          <w:rFonts w:ascii="Calibri" w:cs="Calibri" w:eastAsia="Calibri" w:hAnsi="Calibri"/>
+          <w:color w:val="000000"/>
           <w:sz w:val="24"/>
           <w:szCs w:val="24"/>
         </w:rPr>
@@ -1970,6 +2093,7 @@
           <w:rFonts w:ascii="Calibri" w:cs="Calibri" w:eastAsia="Calibri" w:hAnsi="Calibri"/>
           <w:b/>
           <w:bCs/>
+          <w:color w:val="000000"/>
           <w:sz w:val="24"/>
           <w:szCs w:val="24"/>
         </w:rPr>
@@ -1978,6 +2102,7 @@
       <w:r>
         <w:rPr>
           <w:rFonts w:ascii="Calibri" w:cs="Calibri" w:eastAsia="Calibri" w:hAnsi="Calibri"/>
+          <w:color w:val="000000"/>
           <w:sz w:val="24"/>
           <w:szCs w:val="24"/>
         </w:rPr>
@@ -1988,11 +2113,12 @@
       <w:pPr>
         <w:keepNext w:val="false"/>
         <w:keepLines/>
-        <w:spacing w:after="160"/>
-      </w:pPr>
-      <w:r>
-        <w:rPr>
-          <w:rFonts w:ascii="Calibri" w:cs="Calibri" w:eastAsia="Calibri" w:hAnsi="Calibri"/>
+        <w:spacing w:after="140"/>
+      </w:pPr>
+      <w:r>
+        <w:rPr>
+          <w:rFonts w:ascii="Calibri" w:cs="Calibri" w:eastAsia="Calibri" w:hAnsi="Calibri"/>
+          <w:color w:val="000000"/>
           <w:sz w:val="24"/>
           <w:szCs w:val="24"/>
         </w:rPr>
@@ -2003,7 +2129,7 @@
       <w:pPr>
         <w:keepNext/>
         <w:keepLines/>
-        <w:spacing w:after="100" w:before="80"/>
+        <w:spacing w:after="80" w:before="60"/>
       </w:pPr>
       <w:r>
         <w:rPr>
@@ -2021,11 +2147,12 @@
       <w:pPr>
         <w:keepNext w:val="false"/>
         <w:keepLines/>
-        <w:spacing w:after="160"/>
-      </w:pPr>
-      <w:r>
-        <w:rPr>
-          <w:rFonts w:ascii="Calibri" w:cs="Calibri" w:eastAsia="Calibri" w:hAnsi="Calibri"/>
+        <w:spacing w:after="140"/>
+      </w:pPr>
+      <w:r>
+        <w:rPr>
+          <w:rFonts w:ascii="Calibri" w:cs="Calibri" w:eastAsia="Calibri" w:hAnsi="Calibri"/>
+          <w:color w:val="000000"/>
           <w:sz w:val="24"/>
           <w:szCs w:val="24"/>
         </w:rPr>
@@ -2036,6 +2163,7 @@
           <w:rFonts w:ascii="Calibri" w:cs="Calibri" w:eastAsia="Calibri" w:hAnsi="Calibri"/>
           <w:b/>
           <w:bCs/>
+          <w:color w:val="000000"/>
           <w:sz w:val="24"/>
           <w:szCs w:val="24"/>
         </w:rPr>
@@ -2044,6 +2172,7 @@
       <w:r>
         <w:rPr>
           <w:rFonts w:ascii="Calibri" w:cs="Calibri" w:eastAsia="Calibri" w:hAnsi="Calibri"/>
+          <w:color w:val="000000"/>
           <w:sz w:val="24"/>
           <w:szCs w:val="24"/>
         </w:rPr>
@@ -2054,11 +2183,12 @@
       <w:pPr>
         <w:keepNext w:val="false"/>
         <w:keepLines/>
-        <w:spacing w:after="160"/>
-      </w:pPr>
-      <w:r>
-        <w:rPr>
-          <w:rFonts w:ascii="Calibri" w:cs="Calibri" w:eastAsia="Calibri" w:hAnsi="Calibri"/>
+        <w:spacing w:after="140"/>
+      </w:pPr>
+      <w:r>
+        <w:rPr>
+          <w:rFonts w:ascii="Calibri" w:cs="Calibri" w:eastAsia="Calibri" w:hAnsi="Calibri"/>
+          <w:color w:val="000000"/>
           <w:sz w:val="24"/>
           <w:szCs w:val="24"/>
         </w:rPr>
@@ -2069,7 +2199,7 @@
       <w:pPr>
         <w:keepNext/>
         <w:keepLines/>
-        <w:spacing w:after="100" w:before="80"/>
+        <w:spacing w:after="80" w:before="60"/>
       </w:pPr>
       <w:r>
         <w:rPr>
@@ -2087,11 +2217,12 @@
       <w:pPr>
         <w:keepNext w:val="false"/>
         <w:keepLines/>
-        <w:spacing w:after="160"/>
-      </w:pPr>
-      <w:r>
-        <w:rPr>
-          <w:rFonts w:ascii="Calibri" w:cs="Calibri" w:eastAsia="Calibri" w:hAnsi="Calibri"/>
+        <w:spacing w:after="140"/>
+      </w:pPr>
+      <w:r>
+        <w:rPr>
+          <w:rFonts w:ascii="Calibri" w:cs="Calibri" w:eastAsia="Calibri" w:hAnsi="Calibri"/>
+          <w:color w:val="000000"/>
           <w:sz w:val="24"/>
           <w:szCs w:val="24"/>
         </w:rPr>
@@ -2102,7 +2233,7 @@
       <w:pPr>
         <w:keepNext/>
         <w:keepLines/>
-        <w:spacing w:after="100" w:before="80"/>
+        <w:spacing w:after="80" w:before="60"/>
       </w:pPr>
       <w:r>
         <w:rPr>
@@ -2120,11 +2251,12 @@
       <w:pPr>
         <w:keepNext w:val="false"/>
         <w:keepLines/>
-        <w:spacing w:after="160"/>
-      </w:pPr>
-      <w:r>
-        <w:rPr>
-          <w:rFonts w:ascii="Calibri" w:cs="Calibri" w:eastAsia="Calibri" w:hAnsi="Calibri"/>
+        <w:spacing w:after="140"/>
+      </w:pPr>
+      <w:r>
+        <w:rPr>
+          <w:rFonts w:ascii="Calibri" w:cs="Calibri" w:eastAsia="Calibri" w:hAnsi="Calibri"/>
+          <w:color w:val="000000"/>
           <w:sz w:val="24"/>
           <w:szCs w:val="24"/>
         </w:rPr>
@@ -2135,7 +2267,7 @@
       <w:pPr>
         <w:keepNext/>
         <w:keepLines/>
-        <w:spacing w:after="100" w:before="80"/>
+        <w:spacing w:after="80" w:before="60"/>
       </w:pPr>
       <w:r>
         <w:rPr>
@@ -2153,11 +2285,12 @@
       <w:pPr>
         <w:keepNext w:val="false"/>
         <w:keepLines/>
-        <w:spacing w:after="160"/>
-      </w:pPr>
-      <w:r>
-        <w:rPr>
-          <w:rFonts w:ascii="Calibri" w:cs="Calibri" w:eastAsia="Calibri" w:hAnsi="Calibri"/>
+        <w:spacing w:after="140"/>
+      </w:pPr>
+      <w:r>
+        <w:rPr>
+          <w:rFonts w:ascii="Calibri" w:cs="Calibri" w:eastAsia="Calibri" w:hAnsi="Calibri"/>
+          <w:color w:val="000000"/>
           <w:sz w:val="24"/>
           <w:szCs w:val="24"/>
         </w:rPr>
@@ -2168,11 +2301,12 @@
       <w:pPr>
         <w:keepNext w:val="false"/>
         <w:keepLines/>
-        <w:spacing w:after="160"/>
-      </w:pPr>
-      <w:r>
-        <w:rPr>
-          <w:rFonts w:ascii="Calibri" w:cs="Calibri" w:eastAsia="Calibri" w:hAnsi="Calibri"/>
+        <w:spacing w:after="140"/>
+      </w:pPr>
+      <w:r>
+        <w:rPr>
+          <w:rFonts w:ascii="Calibri" w:cs="Calibri" w:eastAsia="Calibri" w:hAnsi="Calibri"/>
+          <w:color w:val="000000"/>
           <w:sz w:val="24"/>
           <w:szCs w:val="24"/>
         </w:rPr>
@@ -2183,11 +2317,12 @@
       <w:pPr>
         <w:keepNext w:val="false"/>
         <w:keepLines/>
-        <w:spacing w:after="160"/>
-      </w:pPr>
-      <w:r>
-        <w:rPr>
-          <w:rFonts w:ascii="Calibri" w:cs="Calibri" w:eastAsia="Calibri" w:hAnsi="Calibri"/>
+        <w:spacing w:after="140"/>
+      </w:pPr>
+      <w:r>
+        <w:rPr>
+          <w:rFonts w:ascii="Calibri" w:cs="Calibri" w:eastAsia="Calibri" w:hAnsi="Calibri"/>
+          <w:color w:val="000000"/>
           <w:sz w:val="24"/>
           <w:szCs w:val="24"/>
         </w:rPr>
@@ -2198,7 +2333,7 @@
       <w:pPr>
         <w:keepNext/>
         <w:keepLines/>
-        <w:spacing w:after="100" w:before="80"/>
+        <w:spacing w:after="80" w:before="60"/>
       </w:pPr>
       <w:r>
         <w:rPr>
@@ -2216,11 +2351,12 @@
       <w:pPr>
         <w:keepNext w:val="false"/>
         <w:keepLines/>
-        <w:spacing w:after="160"/>
-      </w:pPr>
-      <w:r>
-        <w:rPr>
-          <w:rFonts w:ascii="Calibri" w:cs="Calibri" w:eastAsia="Calibri" w:hAnsi="Calibri"/>
+        <w:spacing w:after="140"/>
+      </w:pPr>
+      <w:r>
+        <w:rPr>
+          <w:rFonts w:ascii="Calibri" w:cs="Calibri" w:eastAsia="Calibri" w:hAnsi="Calibri"/>
+          <w:color w:val="000000"/>
           <w:sz w:val="24"/>
           <w:szCs w:val="24"/>
         </w:rPr>
@@ -2231,11 +2367,12 @@
       <w:pPr>
         <w:keepNext/>
         <w:keepLines/>
-        <w:spacing w:after="160"/>
-      </w:pPr>
-      <w:r>
-        <w:rPr>
-          <w:rFonts w:ascii="Calibri" w:cs="Calibri" w:eastAsia="Calibri" w:hAnsi="Calibri"/>
+        <w:spacing w:after="140"/>
+      </w:pPr>
+      <w:r>
+        <w:rPr>
+          <w:rFonts w:ascii="Calibri" w:cs="Calibri" w:eastAsia="Calibri" w:hAnsi="Calibri"/>
+          <w:color w:val="000000"/>
           <w:sz w:val="24"/>
           <w:szCs w:val="24"/>
         </w:rPr>
@@ -2246,7 +2383,7 @@
       <w:pPr>
         <w:keepNext/>
         <w:keepLines/>
-        <w:spacing w:after="100" w:before="80"/>
+        <w:spacing w:after="80" w:before="60"/>
       </w:pPr>
       <w:r>
         <w:rPr>
@@ -2264,13 +2401,14 @@
       <w:pPr>
         <w:keepNext w:val="false"/>
         <w:keepLines/>
-        <w:spacing w:after="160"/>
-      </w:pPr>
-      <w:r>
-        <w:rPr>
-          <w:rFonts w:ascii="Calibri" w:cs="Calibri" w:eastAsia="Calibri" w:hAnsi="Calibri"/>
-          <w:b/>
-          <w:bCs/>
+        <w:spacing w:after="140"/>
+      </w:pPr>
+      <w:r>
+        <w:rPr>
+          <w:rFonts w:ascii="Calibri" w:cs="Calibri" w:eastAsia="Calibri" w:hAnsi="Calibri"/>
+          <w:b/>
+          <w:bCs/>
+          <w:color w:val="000000"/>
           <w:sz w:val="24"/>
           <w:szCs w:val="24"/>
         </w:rPr>
@@ -2281,7 +2419,7 @@
       <w:pPr>
         <w:keepNext/>
         <w:keepLines/>
-        <w:spacing w:after="100" w:before="80"/>
+        <w:spacing w:after="80" w:before="60"/>
       </w:pPr>
       <w:r>
         <w:rPr>
@@ -2299,11 +2437,12 @@
       <w:pPr>
         <w:keepNext w:val="false"/>
         <w:keepLines/>
-        <w:spacing w:after="160"/>
-      </w:pPr>
-      <w:r>
-        <w:rPr>
-          <w:rFonts w:ascii="Calibri" w:cs="Calibri" w:eastAsia="Calibri" w:hAnsi="Calibri"/>
+        <w:spacing w:after="140"/>
+      </w:pPr>
+      <w:r>
+        <w:rPr>
+          <w:rFonts w:ascii="Calibri" w:cs="Calibri" w:eastAsia="Calibri" w:hAnsi="Calibri"/>
+          <w:color w:val="000000"/>
           <w:sz w:val="24"/>
           <w:szCs w:val="24"/>
         </w:rPr>
@@ -2314,11 +2453,12 @@
       <w:pPr>
         <w:keepNext w:val="false"/>
         <w:keepLines/>
-        <w:spacing w:after="160"/>
-      </w:pPr>
-      <w:r>
-        <w:rPr>
-          <w:rFonts w:ascii="Calibri" w:cs="Calibri" w:eastAsia="Calibri" w:hAnsi="Calibri"/>
+        <w:spacing w:after="140"/>
+      </w:pPr>
+      <w:r>
+        <w:rPr>
+          <w:rFonts w:ascii="Calibri" w:cs="Calibri" w:eastAsia="Calibri" w:hAnsi="Calibri"/>
+          <w:color w:val="000000"/>
           <w:sz w:val="24"/>
           <w:szCs w:val="24"/>
         </w:rPr>
@@ -2329,11 +2469,12 @@
       <w:pPr>
         <w:keepNext w:val="false"/>
         <w:keepLines/>
-        <w:spacing w:after="160"/>
-      </w:pPr>
-      <w:r>
-        <w:rPr>
-          <w:rFonts w:ascii="Calibri" w:cs="Calibri" w:eastAsia="Calibri" w:hAnsi="Calibri"/>
+        <w:spacing w:after="140"/>
+      </w:pPr>
+      <w:r>
+        <w:rPr>
+          <w:rFonts w:ascii="Calibri" w:cs="Calibri" w:eastAsia="Calibri" w:hAnsi="Calibri"/>
+          <w:color w:val="000000"/>
           <w:sz w:val="24"/>
           <w:szCs w:val="24"/>
         </w:rPr>
@@ -2344,11 +2485,12 @@
       <w:pPr>
         <w:keepNext w:val="false"/>
         <w:keepLines/>
-        <w:spacing w:after="160"/>
-      </w:pPr>
-      <w:r>
-        <w:rPr>
-          <w:rFonts w:ascii="Calibri" w:cs="Calibri" w:eastAsia="Calibri" w:hAnsi="Calibri"/>
+        <w:spacing w:after="140"/>
+      </w:pPr>
+      <w:r>
+        <w:rPr>
+          <w:rFonts w:ascii="Calibri" w:cs="Calibri" w:eastAsia="Calibri" w:hAnsi="Calibri"/>
+          <w:color w:val="000000"/>
           <w:sz w:val="24"/>
           <w:szCs w:val="24"/>
         </w:rPr>
@@ -2359,7 +2501,7 @@
       <w:pPr>
         <w:keepNext/>
         <w:keepLines/>
-        <w:spacing w:after="100" w:before="80"/>
+        <w:spacing w:after="80" w:before="60"/>
       </w:pPr>
       <w:r>
         <w:rPr>
@@ -2377,11 +2519,12 @@
       <w:pPr>
         <w:keepNext/>
         <w:keepLines/>
-        <w:spacing w:after="160"/>
-      </w:pPr>
-      <w:r>
-        <w:rPr>
-          <w:rFonts w:ascii="Calibri" w:cs="Calibri" w:eastAsia="Calibri" w:hAnsi="Calibri"/>
+        <w:spacing w:after="140"/>
+      </w:pPr>
+      <w:r>
+        <w:rPr>
+          <w:rFonts w:ascii="Calibri" w:cs="Calibri" w:eastAsia="Calibri" w:hAnsi="Calibri"/>
+          <w:color w:val="000000"/>
           <w:sz w:val="24"/>
           <w:szCs w:val="24"/>
         </w:rPr>
@@ -2392,11 +2535,12 @@
       <w:pPr>
         <w:keepNext w:val="false"/>
         <w:keepLines/>
-        <w:spacing w:after="160"/>
-      </w:pPr>
-      <w:r>
-        <w:rPr>
-          <w:rFonts w:ascii="Calibri" w:cs="Calibri" w:eastAsia="Calibri" w:hAnsi="Calibri"/>
+        <w:spacing w:after="140"/>
+      </w:pPr>
+      <w:r>
+        <w:rPr>
+          <w:rFonts w:ascii="Calibri" w:cs="Calibri" w:eastAsia="Calibri" w:hAnsi="Calibri"/>
+          <w:color w:val="000000"/>
           <w:sz w:val="24"/>
           <w:szCs w:val="24"/>
         </w:rPr>
@@ -2407,11 +2551,12 @@
       <w:pPr>
         <w:keepNext/>
         <w:keepLines/>
-        <w:spacing w:after="160"/>
-      </w:pPr>
-      <w:r>
-        <w:rPr>
-          <w:rFonts w:ascii="Calibri" w:cs="Calibri" w:eastAsia="Calibri" w:hAnsi="Calibri"/>
+        <w:spacing w:after="140"/>
+      </w:pPr>
+      <w:r>
+        <w:rPr>
+          <w:rFonts w:ascii="Calibri" w:cs="Calibri" w:eastAsia="Calibri" w:hAnsi="Calibri"/>
+          <w:color w:val="000000"/>
           <w:sz w:val="24"/>
           <w:szCs w:val="24"/>
         </w:rPr>
@@ -2422,7 +2567,7 @@
       <w:pPr>
         <w:keepNext/>
         <w:keepLines/>
-        <w:spacing w:after="100" w:before="80"/>
+        <w:spacing w:after="80" w:before="60"/>
       </w:pPr>
       <w:r>
         <w:rPr>
@@ -2440,11 +2585,12 @@
       <w:pPr>
         <w:keepNext w:val="false"/>
         <w:keepLines/>
-        <w:spacing w:after="160"/>
-      </w:pPr>
-      <w:r>
-        <w:rPr>
-          <w:rFonts w:ascii="Calibri" w:cs="Calibri" w:eastAsia="Calibri" w:hAnsi="Calibri"/>
+        <w:spacing w:after="140"/>
+      </w:pPr>
+      <w:r>
+        <w:rPr>
+          <w:rFonts w:ascii="Calibri" w:cs="Calibri" w:eastAsia="Calibri" w:hAnsi="Calibri"/>
+          <w:color w:val="000000"/>
           <w:sz w:val="24"/>
           <w:szCs w:val="24"/>
         </w:rPr>
@@ -2455,11 +2601,12 @@
       <w:pPr>
         <w:keepNext w:val="false"/>
         <w:keepLines/>
-        <w:spacing w:after="160"/>
-      </w:pPr>
-      <w:r>
-        <w:rPr>
-          <w:rFonts w:ascii="Calibri" w:cs="Calibri" w:eastAsia="Calibri" w:hAnsi="Calibri"/>
+        <w:spacing w:after="140"/>
+      </w:pPr>
+      <w:r>
+        <w:rPr>
+          <w:rFonts w:ascii="Calibri" w:cs="Calibri" w:eastAsia="Calibri" w:hAnsi="Calibri"/>
+          <w:color w:val="000000"/>
           <w:sz w:val="24"/>
           <w:szCs w:val="24"/>
         </w:rPr>
@@ -2470,11 +2617,12 @@
       <w:pPr>
         <w:keepNext w:val="false"/>
         <w:keepLines/>
-        <w:spacing w:after="160"/>
-      </w:pPr>
-      <w:r>
-        <w:rPr>
-          <w:rFonts w:ascii="Calibri" w:cs="Calibri" w:eastAsia="Calibri" w:hAnsi="Calibri"/>
+        <w:spacing w:after="140"/>
+      </w:pPr>
+      <w:r>
+        <w:rPr>
+          <w:rFonts w:ascii="Calibri" w:cs="Calibri" w:eastAsia="Calibri" w:hAnsi="Calibri"/>
+          <w:color w:val="000000"/>
           <w:sz w:val="24"/>
           <w:szCs w:val="24"/>
         </w:rPr>
@@ -2485,11 +2633,12 @@
       <w:pPr>
         <w:keepNext w:val="false"/>
         <w:keepLines/>
-        <w:spacing w:after="160"/>
-      </w:pPr>
-      <w:r>
-        <w:rPr>
-          <w:rFonts w:ascii="Calibri" w:cs="Calibri" w:eastAsia="Calibri" w:hAnsi="Calibri"/>
+        <w:spacing w:after="140"/>
+      </w:pPr>
+      <w:r>
+        <w:rPr>
+          <w:rFonts w:ascii="Calibri" w:cs="Calibri" w:eastAsia="Calibri" w:hAnsi="Calibri"/>
+          <w:color w:val="000000"/>
           <w:sz w:val="24"/>
           <w:szCs w:val="24"/>
         </w:rPr>
@@ -2500,7 +2649,7 @@
       <w:pPr>
         <w:keepNext/>
         <w:keepLines/>
-        <w:spacing w:after="100" w:before="80"/>
+        <w:spacing w:after="80" w:before="60"/>
       </w:pPr>
       <w:r>
         <w:rPr>
@@ -2518,11 +2667,12 @@
       <w:pPr>
         <w:keepNext w:val="false"/>
         <w:keepLines/>
-        <w:spacing w:after="160"/>
-      </w:pPr>
-      <w:r>
-        <w:rPr>
-          <w:rFonts w:ascii="Calibri" w:cs="Calibri" w:eastAsia="Calibri" w:hAnsi="Calibri"/>
+        <w:spacing w:after="140"/>
+      </w:pPr>
+      <w:r>
+        <w:rPr>
+          <w:rFonts w:ascii="Calibri" w:cs="Calibri" w:eastAsia="Calibri" w:hAnsi="Calibri"/>
+          <w:color w:val="000000"/>
           <w:sz w:val="24"/>
           <w:szCs w:val="24"/>
         </w:rPr>
@@ -2533,11 +2683,12 @@
       <w:pPr>
         <w:keepNext w:val="false"/>
         <w:keepLines/>
-        <w:spacing w:after="160"/>
-      </w:pPr>
-      <w:r>
-        <w:rPr>
-          <w:rFonts w:ascii="Calibri" w:cs="Calibri" w:eastAsia="Calibri" w:hAnsi="Calibri"/>
+        <w:spacing w:after="140"/>
+      </w:pPr>
+      <w:r>
+        <w:rPr>
+          <w:rFonts w:ascii="Calibri" w:cs="Calibri" w:eastAsia="Calibri" w:hAnsi="Calibri"/>
+          <w:color w:val="000000"/>
           <w:sz w:val="24"/>
           <w:szCs w:val="24"/>
         </w:rPr>
@@ -2548,11 +2699,12 @@
       <w:pPr>
         <w:keepNext w:val="false"/>
         <w:keepLines/>
-        <w:spacing w:after="160"/>
-      </w:pPr>
-      <w:r>
-        <w:rPr>
-          <w:rFonts w:ascii="Calibri" w:cs="Calibri" w:eastAsia="Calibri" w:hAnsi="Calibri"/>
+        <w:spacing w:after="140"/>
+      </w:pPr>
+      <w:r>
+        <w:rPr>
+          <w:rFonts w:ascii="Calibri" w:cs="Calibri" w:eastAsia="Calibri" w:hAnsi="Calibri"/>
+          <w:color w:val="000000"/>
           <w:sz w:val="24"/>
           <w:szCs w:val="24"/>
         </w:rPr>
@@ -2563,7 +2715,7 @@
       <w:pPr>
         <w:keepNext/>
         <w:keepLines/>
-        <w:spacing w:after="100" w:before="80"/>
+        <w:spacing w:after="80" w:before="60"/>
       </w:pPr>
       <w:r>
         <w:rPr>
@@ -2581,11 +2733,12 @@
       <w:pPr>
         <w:keepNext/>
         <w:keepLines/>
-        <w:spacing w:after="160"/>
-      </w:pPr>
-      <w:r>
-        <w:rPr>
-          <w:rFonts w:ascii="Calibri" w:cs="Calibri" w:eastAsia="Calibri" w:hAnsi="Calibri"/>
+        <w:spacing w:after="140"/>
+      </w:pPr>
+      <w:r>
+        <w:rPr>
+          <w:rFonts w:ascii="Calibri" w:cs="Calibri" w:eastAsia="Calibri" w:hAnsi="Calibri"/>
+          <w:color w:val="000000"/>
           <w:sz w:val="24"/>
           <w:szCs w:val="24"/>
         </w:rPr>
@@ -2596,11 +2749,12 @@
       <w:pPr>
         <w:keepNext w:val="false"/>
         <w:keepLines/>
-        <w:spacing w:after="160"/>
-      </w:pPr>
-      <w:r>
-        <w:rPr>
-          <w:rFonts w:ascii="Calibri" w:cs="Calibri" w:eastAsia="Calibri" w:hAnsi="Calibri"/>
+        <w:spacing w:after="140"/>
+      </w:pPr>
+      <w:r>
+        <w:rPr>
+          <w:rFonts w:ascii="Calibri" w:cs="Calibri" w:eastAsia="Calibri" w:hAnsi="Calibri"/>
+          <w:color w:val="000000"/>
           <w:sz w:val="24"/>
           <w:szCs w:val="24"/>
         </w:rPr>
@@ -2611,7 +2765,7 @@
       <w:pPr>
         <w:keepNext/>
         <w:keepLines/>
-        <w:spacing w:after="100" w:before="80"/>
+        <w:spacing w:after="80" w:before="60"/>
       </w:pPr>
       <w:r>
         <w:rPr>
